--- a/docs/Santos_Perfil_Proyecto_E2.docx
+++ b/docs/Santos_Perfil_Proyecto_E2.docx
@@ -6295,7 +6295,7 @@
           <w:sz w:val="20"/>
           <w:szCs w:val="20"/>
         </w:rPr>
-        <w:t>Tabla 9. Capacidades declaradas fuera de alcance (Won't) o diferidas (Could). Fuente: elaboración propia. Las tres primeras filas quedan excluidas de esta gestión; las dos últimas —la notificación de alertas por correo y la exportación a Excel y PDF— se declaran **diferidas**: no se desarrollan en esta entrega y quedan como trabajo futuro, junto con la exportación en CSV que ya cubre RF-13.</w:t>
+        <w:t>Tabla 9. Capacidades declaradas fuera de alcance (Won't) o diferidas (Could). Fuente: elaboración propia. Las tres primeras filas quedan excluidas de esta gestión; las dos últimas —la notificación de alertas por correo y la exportación a Excel y PDF— se declaran diferidas: no se desarrollan en esta entrega y quedan como trabajo futuro, junto con la exportación en CSV que ya cubre RF-13.</w:t>
       </w:r>
     </w:p>
     <w:p>
@@ -8870,7 +8870,7 @@
           </w:tcPr>
           <w:p>
             <w:r>
-              <w:t>El campo `registrado_por` guarda el identificador del usuario que realizó la medición manual; lo resuelve el servidor a partir de la sesión y queda nulo cuando la lectura la envió el módulo de adquisición, porque entonces la lectura queda identificada por su módulo y su origen automático (RNF-08).</w:t>
+              <w:t>El campo registrado_por guarda el identificador del usuario que realizó la medición manual; lo resuelve el servidor a partir de la sesión y queda nulo cuando la lectura la envió el módulo de adquisición, porque entonces la lectura queda identificada por su módulo y su origen automático (RNF-08).</w:t>
             </w:r>
           </w:p>
         </w:tc>
@@ -9260,7 +9260,2737 @@
     <w:p>
       <w:pPr/>
       <w:r>
-        <w:t>Las demás colecciones del modelo documental. La Tabla 11 detalla la colección `lecturas`, que es la de mayor volumen y la que concentra las reglas de validación. Las otras colecciones se describen a continuación con sus campos: `modulos_cultivo` —`nombre`, `tipo_cultivo`, `perfil_id`, `ubicacion`, `activo`— identifica cada zona de cultivo y el perfil del que toma los rangos con que se evalúan sus lecturas; `perfiles_cultivo` —`nombre`, `descripcion`, `predefinido`—; `rangos` —`perfil_id`, `variable`, `minimo`, `maximo`— fija los límites de cada variable por perfil, con el mínimo menor que el máximo; `alertas` —`lectura_id`, `modulo_id`, `variable`, `valor`, `unidad`, `rango_minimo`, `rango_maximo`, `desviacion`, `estado`, `atendida_en`— referencia la lectura que la originó y copia sus datos de identificación, con los límites vigentes en ese momento; y `usuarios` —`email`, `nombre`, `rol`, `activo`, `telefono`, `cargo`— guarda el perfil de la cuenta, cuyo identificador de documento es el `uid` que emite el proveedor de identidad.</w:t>
+        <w:t>Las demás colecciones del modelo documental se detallan a continuación con el mismo formato que la anterior. Cada tabla corresponde a una entidad principal del modelo.</w:t>
+      </w:r>
+    </w:p>
+    <w:p>
+      <w:pPr/>
+      <w:r>
+        <w:t>Diccionario de datos — colección modulos_cultivo</w:t>
+      </w:r>
+    </w:p>
+    <w:tbl>
+      <w:tblPr>
+        <w:tblW w:type="auto" w:w="0"/>
+        <w:tblLook w:firstColumn="1" w:firstRow="1" w:lastColumn="0" w:lastRow="0" w:noHBand="0" w:noVBand="1" w:val="04A0"/>
+      </w:tblPr>
+      <w:tblGrid>
+        <w:gridCol w:w="2073"/>
+        <w:gridCol w:w="2073"/>
+        <w:gridCol w:w="2073"/>
+        <w:gridCol w:w="2073"/>
+        <w:gridCol w:w="2073"/>
+        <w:gridCol w:w="2073"/>
+      </w:tblGrid>
+      <w:tr>
+        <w:tc>
+          <w:tcPr>
+            <w:tcW w:type="dxa" w:w="2073"/>
+          </w:tcPr>
+          <w:p>
+            <w:r/>
+            <w:r>
+              <w:rPr>
+                <w:b/>
+              </w:rPr>
+              <w:t>Campo</w:t>
+            </w:r>
+          </w:p>
+        </w:tc>
+        <w:tc>
+          <w:tcPr>
+            <w:tcW w:type="dxa" w:w="2073"/>
+          </w:tcPr>
+          <w:p>
+            <w:r/>
+            <w:r>
+              <w:rPr>
+                <w:b/>
+              </w:rPr>
+              <w:t>Tipo</w:t>
+            </w:r>
+          </w:p>
+        </w:tc>
+        <w:tc>
+          <w:tcPr>
+            <w:tcW w:type="dxa" w:w="2073"/>
+          </w:tcPr>
+          <w:p>
+            <w:r/>
+            <w:r>
+              <w:rPr>
+                <w:b/>
+              </w:rPr>
+              <w:t>Longitud</w:t>
+            </w:r>
+          </w:p>
+        </w:tc>
+        <w:tc>
+          <w:tcPr>
+            <w:tcW w:type="dxa" w:w="2073"/>
+          </w:tcPr>
+          <w:p>
+            <w:r/>
+            <w:r>
+              <w:rPr>
+                <w:b/>
+              </w:rPr>
+              <w:t>Obligatorio</w:t>
+            </w:r>
+          </w:p>
+        </w:tc>
+        <w:tc>
+          <w:tcPr>
+            <w:tcW w:type="dxa" w:w="2073"/>
+          </w:tcPr>
+          <w:p>
+            <w:r/>
+            <w:r>
+              <w:rPr>
+                <w:b/>
+              </w:rPr>
+              <w:t>Restricción</w:t>
+            </w:r>
+          </w:p>
+        </w:tc>
+        <w:tc>
+          <w:tcPr>
+            <w:tcW w:type="dxa" w:w="2073"/>
+          </w:tcPr>
+          <w:p>
+            <w:r/>
+            <w:r>
+              <w:rPr>
+                <w:b/>
+              </w:rPr>
+              <w:t>Descripción</w:t>
+            </w:r>
+          </w:p>
+        </w:tc>
+      </w:tr>
+      <w:tr>
+        <w:tc>
+          <w:tcPr>
+            <w:tcW w:type="dxa" w:w="2073"/>
+          </w:tcPr>
+          <w:p>
+            <w:r>
+              <w:t>id</w:t>
+            </w:r>
+          </w:p>
+        </w:tc>
+        <w:tc>
+          <w:tcPr>
+            <w:tcW w:type="dxa" w:w="2073"/>
+          </w:tcPr>
+          <w:p>
+            <w:r>
+              <w:t>Texto</w:t>
+            </w:r>
+          </w:p>
+        </w:tc>
+        <w:tc>
+          <w:tcPr>
+            <w:tcW w:type="dxa" w:w="2073"/>
+          </w:tcPr>
+          <w:p>
+            <w:r>
+              <w:t>20</w:t>
+            </w:r>
+          </w:p>
+        </w:tc>
+        <w:tc>
+          <w:tcPr>
+            <w:tcW w:type="dxa" w:w="2073"/>
+          </w:tcPr>
+          <w:p>
+            <w:r>
+              <w:t>Sí</w:t>
+            </w:r>
+          </w:p>
+        </w:tc>
+        <w:tc>
+          <w:tcPr>
+            <w:tcW w:type="dxa" w:w="2073"/>
+          </w:tcPr>
+          <w:p>
+            <w:r>
+              <w:t>Identificador del documento</w:t>
+            </w:r>
+          </w:p>
+        </w:tc>
+        <w:tc>
+          <w:tcPr>
+            <w:tcW w:type="dxa" w:w="2073"/>
+          </w:tcPr>
+          <w:p>
+            <w:r>
+              <w:t>Identificador único del módulo de cultivo</w:t>
+            </w:r>
+          </w:p>
+        </w:tc>
+      </w:tr>
+      <w:tr>
+        <w:tc>
+          <w:tcPr>
+            <w:tcW w:type="dxa" w:w="2073"/>
+          </w:tcPr>
+          <w:p>
+            <w:r>
+              <w:t>nombre</w:t>
+            </w:r>
+          </w:p>
+        </w:tc>
+        <w:tc>
+          <w:tcPr>
+            <w:tcW w:type="dxa" w:w="2073"/>
+          </w:tcPr>
+          <w:p>
+            <w:r>
+              <w:t>Texto</w:t>
+            </w:r>
+          </w:p>
+        </w:tc>
+        <w:tc>
+          <w:tcPr>
+            <w:tcW w:type="dxa" w:w="2073"/>
+          </w:tcPr>
+          <w:p>
+            <w:r>
+              <w:t>60</w:t>
+            </w:r>
+          </w:p>
+        </w:tc>
+        <w:tc>
+          <w:tcPr>
+            <w:tcW w:type="dxa" w:w="2073"/>
+          </w:tcPr>
+          <w:p>
+            <w:r>
+              <w:t>Sí</w:t>
+            </w:r>
+          </w:p>
+        </w:tc>
+        <w:tc>
+          <w:tcPr>
+            <w:tcW w:type="dxa" w:w="2073"/>
+          </w:tcPr>
+          <w:p>
+            <w:r>
+              <w:t>Entre 2 y 60 caracteres</w:t>
+            </w:r>
+          </w:p>
+        </w:tc>
+        <w:tc>
+          <w:tcPr>
+            <w:tcW w:type="dxa" w:w="2073"/>
+          </w:tcPr>
+          <w:p>
+            <w:r>
+              <w:t>Nombre con que se identifica la zona de cultivo</w:t>
+            </w:r>
+          </w:p>
+        </w:tc>
+      </w:tr>
+      <w:tr>
+        <w:tc>
+          <w:tcPr>
+            <w:tcW w:type="dxa" w:w="2073"/>
+          </w:tcPr>
+          <w:p>
+            <w:r>
+              <w:t>tipo_cultivo</w:t>
+            </w:r>
+          </w:p>
+        </w:tc>
+        <w:tc>
+          <w:tcPr>
+            <w:tcW w:type="dxa" w:w="2073"/>
+          </w:tcPr>
+          <w:p>
+            <w:r>
+              <w:t>Texto</w:t>
+            </w:r>
+          </w:p>
+        </w:tc>
+        <w:tc>
+          <w:tcPr>
+            <w:tcW w:type="dxa" w:w="2073"/>
+          </w:tcPr>
+          <w:p>
+            <w:r>
+              <w:t>40</w:t>
+            </w:r>
+          </w:p>
+        </w:tc>
+        <w:tc>
+          <w:tcPr>
+            <w:tcW w:type="dxa" w:w="2073"/>
+          </w:tcPr>
+          <w:p>
+            <w:r>
+              <w:t>Sí</w:t>
+            </w:r>
+          </w:p>
+        </w:tc>
+        <w:tc>
+          <w:tcPr>
+            <w:tcW w:type="dxa" w:w="2073"/>
+          </w:tcPr>
+          <w:p>
+            <w:r>
+              <w:t>Entre 2 y 40 caracteres</w:t>
+            </w:r>
+          </w:p>
+        </w:tc>
+        <w:tc>
+          <w:tcPr>
+            <w:tcW w:type="dxa" w:w="2073"/>
+          </w:tcPr>
+          <w:p>
+            <w:r>
+              <w:t>Especie que se cultiva en el módulo</w:t>
+            </w:r>
+          </w:p>
+        </w:tc>
+      </w:tr>
+      <w:tr>
+        <w:tc>
+          <w:tcPr>
+            <w:tcW w:type="dxa" w:w="2073"/>
+          </w:tcPr>
+          <w:p>
+            <w:r>
+              <w:t>perfil_id</w:t>
+            </w:r>
+          </w:p>
+        </w:tc>
+        <w:tc>
+          <w:tcPr>
+            <w:tcW w:type="dxa" w:w="2073"/>
+          </w:tcPr>
+          <w:p>
+            <w:r>
+              <w:t>Texto</w:t>
+            </w:r>
+          </w:p>
+        </w:tc>
+        <w:tc>
+          <w:tcPr>
+            <w:tcW w:type="dxa" w:w="2073"/>
+          </w:tcPr>
+          <w:p>
+            <w:r>
+              <w:t>64</w:t>
+            </w:r>
+          </w:p>
+        </w:tc>
+        <w:tc>
+          <w:tcPr>
+            <w:tcW w:type="dxa" w:w="2073"/>
+          </w:tcPr>
+          <w:p>
+            <w:r>
+              <w:t>Sí</w:t>
+            </w:r>
+          </w:p>
+        </w:tc>
+        <w:tc>
+          <w:tcPr>
+            <w:tcW w:type="dxa" w:w="2073"/>
+          </w:tcPr>
+          <w:p>
+            <w:r>
+              <w:t>Referencia a perfiles_cultivo</w:t>
+            </w:r>
+          </w:p>
+        </w:tc>
+        <w:tc>
+          <w:tcPr>
+            <w:tcW w:type="dxa" w:w="2073"/>
+          </w:tcPr>
+          <w:p>
+            <w:r>
+              <w:t>Perfil del que el módulo toma sus rangos de referencia</w:t>
+            </w:r>
+          </w:p>
+        </w:tc>
+      </w:tr>
+      <w:tr>
+        <w:tc>
+          <w:tcPr>
+            <w:tcW w:type="dxa" w:w="2073"/>
+          </w:tcPr>
+          <w:p>
+            <w:r>
+              <w:t>ubicacion</w:t>
+            </w:r>
+          </w:p>
+        </w:tc>
+        <w:tc>
+          <w:tcPr>
+            <w:tcW w:type="dxa" w:w="2073"/>
+          </w:tcPr>
+          <w:p>
+            <w:r>
+              <w:t>Texto</w:t>
+            </w:r>
+          </w:p>
+        </w:tc>
+        <w:tc>
+          <w:tcPr>
+            <w:tcW w:type="dxa" w:w="2073"/>
+          </w:tcPr>
+          <w:p>
+            <w:r>
+              <w:t>120</w:t>
+            </w:r>
+          </w:p>
+        </w:tc>
+        <w:tc>
+          <w:tcPr>
+            <w:tcW w:type="dxa" w:w="2073"/>
+          </w:tcPr>
+          <w:p>
+            <w:r>
+              <w:t>No</w:t>
+            </w:r>
+          </w:p>
+        </w:tc>
+        <w:tc>
+          <w:tcPr>
+            <w:tcW w:type="dxa" w:w="2073"/>
+          </w:tcPr>
+          <w:p>
+            <w:r>
+              <w:t>—</w:t>
+            </w:r>
+          </w:p>
+        </w:tc>
+        <w:tc>
+          <w:tcPr>
+            <w:tcW w:type="dxa" w:w="2073"/>
+          </w:tcPr>
+          <w:p>
+            <w:r>
+              <w:t>Ubicación física del módulo</w:t>
+            </w:r>
+          </w:p>
+        </w:tc>
+      </w:tr>
+      <w:tr>
+        <w:tc>
+          <w:tcPr>
+            <w:tcW w:type="dxa" w:w="2073"/>
+          </w:tcPr>
+          <w:p>
+            <w:r>
+              <w:t>activo</w:t>
+            </w:r>
+          </w:p>
+        </w:tc>
+        <w:tc>
+          <w:tcPr>
+            <w:tcW w:type="dxa" w:w="2073"/>
+          </w:tcPr>
+          <w:p>
+            <w:r>
+              <w:t>Booleano</w:t>
+            </w:r>
+          </w:p>
+        </w:tc>
+        <w:tc>
+          <w:tcPr>
+            <w:tcW w:type="dxa" w:w="2073"/>
+          </w:tcPr>
+          <w:p>
+            <w:r>
+              <w:t>—</w:t>
+            </w:r>
+          </w:p>
+        </w:tc>
+        <w:tc>
+          <w:tcPr>
+            <w:tcW w:type="dxa" w:w="2073"/>
+          </w:tcPr>
+          <w:p>
+            <w:r>
+              <w:t>Sí</w:t>
+            </w:r>
+          </w:p>
+        </w:tc>
+        <w:tc>
+          <w:tcPr>
+            <w:tcW w:type="dxa" w:w="2073"/>
+          </w:tcPr>
+          <w:p>
+            <w:r>
+              <w:t>Valor por defecto: verdadero</w:t>
+            </w:r>
+          </w:p>
+        </w:tc>
+        <w:tc>
+          <w:tcPr>
+            <w:tcW w:type="dxa" w:w="2073"/>
+          </w:tcPr>
+          <w:p>
+            <w:r>
+              <w:t>Un módulo inactivo no admite lecturas nuevas</w:t>
+            </w:r>
+          </w:p>
+        </w:tc>
+      </w:tr>
+    </w:tbl>
+    <w:p>
+      <w:pPr/>
+      <w:r>
+        <w:t>Tabla 12. Diccionario de datos de la colección modulos_cultivo. Identifica cada zona de cultivo y el perfil del que toma los rangos con que se evalúan sus lecturas. Fuente: elaboración propia.</w:t>
+      </w:r>
+    </w:p>
+    <w:p>
+      <w:pPr/>
+      <w:r>
+        <w:t>Diccionario de datos — colección perfiles_cultivo</w:t>
+      </w:r>
+    </w:p>
+    <w:tbl>
+      <w:tblPr>
+        <w:tblW w:type="auto" w:w="0"/>
+        <w:tblLook w:firstColumn="1" w:firstRow="1" w:lastColumn="0" w:lastRow="0" w:noHBand="0" w:noVBand="1" w:val="04A0"/>
+      </w:tblPr>
+      <w:tblGrid>
+        <w:gridCol w:w="2073"/>
+        <w:gridCol w:w="2073"/>
+        <w:gridCol w:w="2073"/>
+        <w:gridCol w:w="2073"/>
+        <w:gridCol w:w="2073"/>
+        <w:gridCol w:w="2073"/>
+      </w:tblGrid>
+      <w:tr>
+        <w:tc>
+          <w:tcPr>
+            <w:tcW w:type="dxa" w:w="2073"/>
+          </w:tcPr>
+          <w:p>
+            <w:r/>
+            <w:r>
+              <w:rPr>
+                <w:b/>
+              </w:rPr>
+              <w:t>Campo</w:t>
+            </w:r>
+          </w:p>
+        </w:tc>
+        <w:tc>
+          <w:tcPr>
+            <w:tcW w:type="dxa" w:w="2073"/>
+          </w:tcPr>
+          <w:p>
+            <w:r/>
+            <w:r>
+              <w:rPr>
+                <w:b/>
+              </w:rPr>
+              <w:t>Tipo</w:t>
+            </w:r>
+          </w:p>
+        </w:tc>
+        <w:tc>
+          <w:tcPr>
+            <w:tcW w:type="dxa" w:w="2073"/>
+          </w:tcPr>
+          <w:p>
+            <w:r/>
+            <w:r>
+              <w:rPr>
+                <w:b/>
+              </w:rPr>
+              <w:t>Longitud</w:t>
+            </w:r>
+          </w:p>
+        </w:tc>
+        <w:tc>
+          <w:tcPr>
+            <w:tcW w:type="dxa" w:w="2073"/>
+          </w:tcPr>
+          <w:p>
+            <w:r/>
+            <w:r>
+              <w:rPr>
+                <w:b/>
+              </w:rPr>
+              <w:t>Obligatorio</w:t>
+            </w:r>
+          </w:p>
+        </w:tc>
+        <w:tc>
+          <w:tcPr>
+            <w:tcW w:type="dxa" w:w="2073"/>
+          </w:tcPr>
+          <w:p>
+            <w:r/>
+            <w:r>
+              <w:rPr>
+                <w:b/>
+              </w:rPr>
+              <w:t>Restricción</w:t>
+            </w:r>
+          </w:p>
+        </w:tc>
+        <w:tc>
+          <w:tcPr>
+            <w:tcW w:type="dxa" w:w="2073"/>
+          </w:tcPr>
+          <w:p>
+            <w:r/>
+            <w:r>
+              <w:rPr>
+                <w:b/>
+              </w:rPr>
+              <w:t>Descripción</w:t>
+            </w:r>
+          </w:p>
+        </w:tc>
+      </w:tr>
+      <w:tr>
+        <w:tc>
+          <w:tcPr>
+            <w:tcW w:type="dxa" w:w="2073"/>
+          </w:tcPr>
+          <w:p>
+            <w:r>
+              <w:t>id</w:t>
+            </w:r>
+          </w:p>
+        </w:tc>
+        <w:tc>
+          <w:tcPr>
+            <w:tcW w:type="dxa" w:w="2073"/>
+          </w:tcPr>
+          <w:p>
+            <w:r>
+              <w:t>Texto</w:t>
+            </w:r>
+          </w:p>
+        </w:tc>
+        <w:tc>
+          <w:tcPr>
+            <w:tcW w:type="dxa" w:w="2073"/>
+          </w:tcPr>
+          <w:p>
+            <w:r>
+              <w:t>20</w:t>
+            </w:r>
+          </w:p>
+        </w:tc>
+        <w:tc>
+          <w:tcPr>
+            <w:tcW w:type="dxa" w:w="2073"/>
+          </w:tcPr>
+          <w:p>
+            <w:r>
+              <w:t>Sí</w:t>
+            </w:r>
+          </w:p>
+        </w:tc>
+        <w:tc>
+          <w:tcPr>
+            <w:tcW w:type="dxa" w:w="2073"/>
+          </w:tcPr>
+          <w:p>
+            <w:r>
+              <w:t>Identificador del documento</w:t>
+            </w:r>
+          </w:p>
+        </w:tc>
+        <w:tc>
+          <w:tcPr>
+            <w:tcW w:type="dxa" w:w="2073"/>
+          </w:tcPr>
+          <w:p>
+            <w:r>
+              <w:t>Identificador único del perfil</w:t>
+            </w:r>
+          </w:p>
+        </w:tc>
+      </w:tr>
+      <w:tr>
+        <w:tc>
+          <w:tcPr>
+            <w:tcW w:type="dxa" w:w="2073"/>
+          </w:tcPr>
+          <w:p>
+            <w:r>
+              <w:t>nombre</w:t>
+            </w:r>
+          </w:p>
+        </w:tc>
+        <w:tc>
+          <w:tcPr>
+            <w:tcW w:type="dxa" w:w="2073"/>
+          </w:tcPr>
+          <w:p>
+            <w:r>
+              <w:t>Texto</w:t>
+            </w:r>
+          </w:p>
+        </w:tc>
+        <w:tc>
+          <w:tcPr>
+            <w:tcW w:type="dxa" w:w="2073"/>
+          </w:tcPr>
+          <w:p>
+            <w:r>
+              <w:t>60</w:t>
+            </w:r>
+          </w:p>
+        </w:tc>
+        <w:tc>
+          <w:tcPr>
+            <w:tcW w:type="dxa" w:w="2073"/>
+          </w:tcPr>
+          <w:p>
+            <w:r>
+              <w:t>Sí</w:t>
+            </w:r>
+          </w:p>
+        </w:tc>
+        <w:tc>
+          <w:tcPr>
+            <w:tcW w:type="dxa" w:w="2073"/>
+          </w:tcPr>
+          <w:p>
+            <w:r>
+              <w:t>Entre 2 y 60 caracteres</w:t>
+            </w:r>
+          </w:p>
+        </w:tc>
+        <w:tc>
+          <w:tcPr>
+            <w:tcW w:type="dxa" w:w="2073"/>
+          </w:tcPr>
+          <w:p>
+            <w:r>
+              <w:t>Nombre del cultivo al que corresponde el perfil</w:t>
+            </w:r>
+          </w:p>
+        </w:tc>
+      </w:tr>
+      <w:tr>
+        <w:tc>
+          <w:tcPr>
+            <w:tcW w:type="dxa" w:w="2073"/>
+          </w:tcPr>
+          <w:p>
+            <w:r>
+              <w:t>descripcion</w:t>
+            </w:r>
+          </w:p>
+        </w:tc>
+        <w:tc>
+          <w:tcPr>
+            <w:tcW w:type="dxa" w:w="2073"/>
+          </w:tcPr>
+          <w:p>
+            <w:r>
+              <w:t>Texto</w:t>
+            </w:r>
+          </w:p>
+        </w:tc>
+        <w:tc>
+          <w:tcPr>
+            <w:tcW w:type="dxa" w:w="2073"/>
+          </w:tcPr>
+          <w:p>
+            <w:r>
+              <w:t>200</w:t>
+            </w:r>
+          </w:p>
+        </w:tc>
+        <w:tc>
+          <w:tcPr>
+            <w:tcW w:type="dxa" w:w="2073"/>
+          </w:tcPr>
+          <w:p>
+            <w:r>
+              <w:t>No</w:t>
+            </w:r>
+          </w:p>
+        </w:tc>
+        <w:tc>
+          <w:tcPr>
+            <w:tcW w:type="dxa" w:w="2073"/>
+          </w:tcPr>
+          <w:p>
+            <w:r>
+              <w:t>—</w:t>
+            </w:r>
+          </w:p>
+        </w:tc>
+        <w:tc>
+          <w:tcPr>
+            <w:tcW w:type="dxa" w:w="2073"/>
+          </w:tcPr>
+          <w:p>
+            <w:r>
+              <w:t>Nota sobre el perfil y la procedencia de sus rangos</w:t>
+            </w:r>
+          </w:p>
+        </w:tc>
+      </w:tr>
+      <w:tr>
+        <w:tc>
+          <w:tcPr>
+            <w:tcW w:type="dxa" w:w="2073"/>
+          </w:tcPr>
+          <w:p>
+            <w:r>
+              <w:t>predefinido</w:t>
+            </w:r>
+          </w:p>
+        </w:tc>
+        <w:tc>
+          <w:tcPr>
+            <w:tcW w:type="dxa" w:w="2073"/>
+          </w:tcPr>
+          <w:p>
+            <w:r>
+              <w:t>Booleano</w:t>
+            </w:r>
+          </w:p>
+        </w:tc>
+        <w:tc>
+          <w:tcPr>
+            <w:tcW w:type="dxa" w:w="2073"/>
+          </w:tcPr>
+          <w:p>
+            <w:r>
+              <w:t>—</w:t>
+            </w:r>
+          </w:p>
+        </w:tc>
+        <w:tc>
+          <w:tcPr>
+            <w:tcW w:type="dxa" w:w="2073"/>
+          </w:tcPr>
+          <w:p>
+            <w:r>
+              <w:t>Sí</w:t>
+            </w:r>
+          </w:p>
+        </w:tc>
+        <w:tc>
+          <w:tcPr>
+            <w:tcW w:type="dxa" w:w="2073"/>
+          </w:tcPr>
+          <w:p>
+            <w:r>
+              <w:t>Valor por defecto: falso</w:t>
+            </w:r>
+          </w:p>
+        </w:tc>
+        <w:tc>
+          <w:tcPr>
+            <w:tcW w:type="dxa" w:w="2073"/>
+          </w:tcPr>
+          <w:p>
+            <w:r>
+              <w:t>Distingue los perfiles del catálogo inicial de los creados por el usuario</w:t>
+            </w:r>
+          </w:p>
+        </w:tc>
+      </w:tr>
+    </w:tbl>
+    <w:p>
+      <w:pPr/>
+      <w:r>
+        <w:t>Tabla 13. Diccionario de datos de la colección perfiles_cultivo. Reúne los rangos de referencia de un cultivo; cada módulo adopta uno. Fuente: elaboración propia.</w:t>
+      </w:r>
+    </w:p>
+    <w:p>
+      <w:pPr/>
+      <w:r>
+        <w:t>Diccionario de datos — colección rangos</w:t>
+      </w:r>
+    </w:p>
+    <w:tbl>
+      <w:tblPr>
+        <w:tblW w:type="auto" w:w="0"/>
+        <w:tblLook w:firstColumn="1" w:firstRow="1" w:lastColumn="0" w:lastRow="0" w:noHBand="0" w:noVBand="1" w:val="04A0"/>
+      </w:tblPr>
+      <w:tblGrid>
+        <w:gridCol w:w="2073"/>
+        <w:gridCol w:w="2073"/>
+        <w:gridCol w:w="2073"/>
+        <w:gridCol w:w="2073"/>
+        <w:gridCol w:w="2073"/>
+        <w:gridCol w:w="2073"/>
+      </w:tblGrid>
+      <w:tr>
+        <w:tc>
+          <w:tcPr>
+            <w:tcW w:type="dxa" w:w="2073"/>
+          </w:tcPr>
+          <w:p>
+            <w:r/>
+            <w:r>
+              <w:rPr>
+                <w:b/>
+              </w:rPr>
+              <w:t>Campo</w:t>
+            </w:r>
+          </w:p>
+        </w:tc>
+        <w:tc>
+          <w:tcPr>
+            <w:tcW w:type="dxa" w:w="2073"/>
+          </w:tcPr>
+          <w:p>
+            <w:r/>
+            <w:r>
+              <w:rPr>
+                <w:b/>
+              </w:rPr>
+              <w:t>Tipo</w:t>
+            </w:r>
+          </w:p>
+        </w:tc>
+        <w:tc>
+          <w:tcPr>
+            <w:tcW w:type="dxa" w:w="2073"/>
+          </w:tcPr>
+          <w:p>
+            <w:r/>
+            <w:r>
+              <w:rPr>
+                <w:b/>
+              </w:rPr>
+              <w:t>Longitud</w:t>
+            </w:r>
+          </w:p>
+        </w:tc>
+        <w:tc>
+          <w:tcPr>
+            <w:tcW w:type="dxa" w:w="2073"/>
+          </w:tcPr>
+          <w:p>
+            <w:r/>
+            <w:r>
+              <w:rPr>
+                <w:b/>
+              </w:rPr>
+              <w:t>Obligatorio</w:t>
+            </w:r>
+          </w:p>
+        </w:tc>
+        <w:tc>
+          <w:tcPr>
+            <w:tcW w:type="dxa" w:w="2073"/>
+          </w:tcPr>
+          <w:p>
+            <w:r/>
+            <w:r>
+              <w:rPr>
+                <w:b/>
+              </w:rPr>
+              <w:t>Restricción</w:t>
+            </w:r>
+          </w:p>
+        </w:tc>
+        <w:tc>
+          <w:tcPr>
+            <w:tcW w:type="dxa" w:w="2073"/>
+          </w:tcPr>
+          <w:p>
+            <w:r/>
+            <w:r>
+              <w:rPr>
+                <w:b/>
+              </w:rPr>
+              <w:t>Descripción</w:t>
+            </w:r>
+          </w:p>
+        </w:tc>
+      </w:tr>
+      <w:tr>
+        <w:tc>
+          <w:tcPr>
+            <w:tcW w:type="dxa" w:w="2073"/>
+          </w:tcPr>
+          <w:p>
+            <w:r>
+              <w:t>id</w:t>
+            </w:r>
+          </w:p>
+        </w:tc>
+        <w:tc>
+          <w:tcPr>
+            <w:tcW w:type="dxa" w:w="2073"/>
+          </w:tcPr>
+          <w:p>
+            <w:r>
+              <w:t>Texto</w:t>
+            </w:r>
+          </w:p>
+        </w:tc>
+        <w:tc>
+          <w:tcPr>
+            <w:tcW w:type="dxa" w:w="2073"/>
+          </w:tcPr>
+          <w:p>
+            <w:r>
+              <w:t>20</w:t>
+            </w:r>
+          </w:p>
+        </w:tc>
+        <w:tc>
+          <w:tcPr>
+            <w:tcW w:type="dxa" w:w="2073"/>
+          </w:tcPr>
+          <w:p>
+            <w:r>
+              <w:t>Sí</w:t>
+            </w:r>
+          </w:p>
+        </w:tc>
+        <w:tc>
+          <w:tcPr>
+            <w:tcW w:type="dxa" w:w="2073"/>
+          </w:tcPr>
+          <w:p>
+            <w:r>
+              <w:t>Identificador del documento</w:t>
+            </w:r>
+          </w:p>
+        </w:tc>
+        <w:tc>
+          <w:tcPr>
+            <w:tcW w:type="dxa" w:w="2073"/>
+          </w:tcPr>
+          <w:p>
+            <w:r>
+              <w:t>Identificador único del rango</w:t>
+            </w:r>
+          </w:p>
+        </w:tc>
+      </w:tr>
+      <w:tr>
+        <w:tc>
+          <w:tcPr>
+            <w:tcW w:type="dxa" w:w="2073"/>
+          </w:tcPr>
+          <w:p>
+            <w:r>
+              <w:t>perfil_id</w:t>
+            </w:r>
+          </w:p>
+        </w:tc>
+        <w:tc>
+          <w:tcPr>
+            <w:tcW w:type="dxa" w:w="2073"/>
+          </w:tcPr>
+          <w:p>
+            <w:r>
+              <w:t>Texto</w:t>
+            </w:r>
+          </w:p>
+        </w:tc>
+        <w:tc>
+          <w:tcPr>
+            <w:tcW w:type="dxa" w:w="2073"/>
+          </w:tcPr>
+          <w:p>
+            <w:r>
+              <w:t>64</w:t>
+            </w:r>
+          </w:p>
+        </w:tc>
+        <w:tc>
+          <w:tcPr>
+            <w:tcW w:type="dxa" w:w="2073"/>
+          </w:tcPr>
+          <w:p>
+            <w:r>
+              <w:t>Sí</w:t>
+            </w:r>
+          </w:p>
+        </w:tc>
+        <w:tc>
+          <w:tcPr>
+            <w:tcW w:type="dxa" w:w="2073"/>
+          </w:tcPr>
+          <w:p>
+            <w:r>
+              <w:t>Referencia a perfiles_cultivo</w:t>
+            </w:r>
+          </w:p>
+        </w:tc>
+        <w:tc>
+          <w:tcPr>
+            <w:tcW w:type="dxa" w:w="2073"/>
+          </w:tcPr>
+          <w:p>
+            <w:r>
+              <w:t>Perfil al que pertenece el rango</w:t>
+            </w:r>
+          </w:p>
+        </w:tc>
+      </w:tr>
+      <w:tr>
+        <w:tc>
+          <w:tcPr>
+            <w:tcW w:type="dxa" w:w="2073"/>
+          </w:tcPr>
+          <w:p>
+            <w:r>
+              <w:t>variable</w:t>
+            </w:r>
+          </w:p>
+        </w:tc>
+        <w:tc>
+          <w:tcPr>
+            <w:tcW w:type="dxa" w:w="2073"/>
+          </w:tcPr>
+          <w:p>
+            <w:r>
+              <w:t>Texto</w:t>
+            </w:r>
+          </w:p>
+        </w:tc>
+        <w:tc>
+          <w:tcPr>
+            <w:tcW w:type="dxa" w:w="2073"/>
+          </w:tcPr>
+          <w:p>
+            <w:r>
+              <w:t>32</w:t>
+            </w:r>
+          </w:p>
+        </w:tc>
+        <w:tc>
+          <w:tcPr>
+            <w:tcW w:type="dxa" w:w="2073"/>
+          </w:tcPr>
+          <w:p>
+            <w:r>
+              <w:t>Sí</w:t>
+            </w:r>
+          </w:p>
+        </w:tc>
+        <w:tc>
+          <w:tcPr>
+            <w:tcW w:type="dxa" w:w="2073"/>
+          </w:tcPr>
+          <w:p>
+            <w:r>
+              <w:t>Catálogo de siete variables</w:t>
+            </w:r>
+          </w:p>
+        </w:tc>
+        <w:tc>
+          <w:tcPr>
+            <w:tcW w:type="dxa" w:w="2073"/>
+          </w:tcPr>
+          <w:p>
+            <w:r>
+              <w:t>Variable a la que se aplica el límite</w:t>
+            </w:r>
+          </w:p>
+        </w:tc>
+      </w:tr>
+      <w:tr>
+        <w:tc>
+          <w:tcPr>
+            <w:tcW w:type="dxa" w:w="2073"/>
+          </w:tcPr>
+          <w:p>
+            <w:r>
+              <w:t>minimo</w:t>
+            </w:r>
+          </w:p>
+        </w:tc>
+        <w:tc>
+          <w:tcPr>
+            <w:tcW w:type="dxa" w:w="2073"/>
+          </w:tcPr>
+          <w:p>
+            <w:r>
+              <w:t>Numérico</w:t>
+            </w:r>
+          </w:p>
+        </w:tc>
+        <w:tc>
+          <w:tcPr>
+            <w:tcW w:type="dxa" w:w="2073"/>
+          </w:tcPr>
+          <w:p>
+            <w:r>
+              <w:t>—</w:t>
+            </w:r>
+          </w:p>
+        </w:tc>
+        <w:tc>
+          <w:tcPr>
+            <w:tcW w:type="dxa" w:w="2073"/>
+          </w:tcPr>
+          <w:p>
+            <w:r>
+              <w:t>Sí</w:t>
+            </w:r>
+          </w:p>
+        </w:tc>
+        <w:tc>
+          <w:tcPr>
+            <w:tcW w:type="dxa" w:w="2073"/>
+          </w:tcPr>
+          <w:p>
+            <w:r>
+              <w:t>Menor que el máximo</w:t>
+            </w:r>
+          </w:p>
+        </w:tc>
+        <w:tc>
+          <w:tcPr>
+            <w:tcW w:type="dxa" w:w="2073"/>
+          </w:tcPr>
+          <w:p>
+            <w:r>
+              <w:t>Límite inferior del rango de referencia</w:t>
+            </w:r>
+          </w:p>
+        </w:tc>
+      </w:tr>
+      <w:tr>
+        <w:tc>
+          <w:tcPr>
+            <w:tcW w:type="dxa" w:w="2073"/>
+          </w:tcPr>
+          <w:p>
+            <w:r>
+              <w:t>maximo</w:t>
+            </w:r>
+          </w:p>
+        </w:tc>
+        <w:tc>
+          <w:tcPr>
+            <w:tcW w:type="dxa" w:w="2073"/>
+          </w:tcPr>
+          <w:p>
+            <w:r>
+              <w:t>Numérico</w:t>
+            </w:r>
+          </w:p>
+        </w:tc>
+        <w:tc>
+          <w:tcPr>
+            <w:tcW w:type="dxa" w:w="2073"/>
+          </w:tcPr>
+          <w:p>
+            <w:r>
+              <w:t>—</w:t>
+            </w:r>
+          </w:p>
+        </w:tc>
+        <w:tc>
+          <w:tcPr>
+            <w:tcW w:type="dxa" w:w="2073"/>
+          </w:tcPr>
+          <w:p>
+            <w:r>
+              <w:t>Sí</w:t>
+            </w:r>
+          </w:p>
+        </w:tc>
+        <w:tc>
+          <w:tcPr>
+            <w:tcW w:type="dxa" w:w="2073"/>
+          </w:tcPr>
+          <w:p>
+            <w:r>
+              <w:t>Mayor que el mínimo</w:t>
+            </w:r>
+          </w:p>
+        </w:tc>
+        <w:tc>
+          <w:tcPr>
+            <w:tcW w:type="dxa" w:w="2073"/>
+          </w:tcPr>
+          <w:p>
+            <w:r>
+              <w:t>Límite superior del rango de referencia</w:t>
+            </w:r>
+          </w:p>
+        </w:tc>
+      </w:tr>
+      <w:tr>
+        <w:tc>
+          <w:tcPr>
+            <w:tcW w:type="dxa" w:w="2073"/>
+          </w:tcPr>
+          <w:p>
+            <w:r>
+              <w:t>unidad</w:t>
+            </w:r>
+          </w:p>
+        </w:tc>
+        <w:tc>
+          <w:tcPr>
+            <w:tcW w:type="dxa" w:w="2073"/>
+          </w:tcPr>
+          <w:p>
+            <w:r>
+              <w:t>Texto</w:t>
+            </w:r>
+          </w:p>
+        </w:tc>
+        <w:tc>
+          <w:tcPr>
+            <w:tcW w:type="dxa" w:w="2073"/>
+          </w:tcPr>
+          <w:p>
+            <w:r>
+              <w:t>16</w:t>
+            </w:r>
+          </w:p>
+        </w:tc>
+        <w:tc>
+          <w:tcPr>
+            <w:tcW w:type="dxa" w:w="2073"/>
+          </w:tcPr>
+          <w:p>
+            <w:r>
+              <w:t>Sí</w:t>
+            </w:r>
+          </w:p>
+        </w:tc>
+        <w:tc>
+          <w:tcPr>
+            <w:tcW w:type="dxa" w:w="2073"/>
+          </w:tcPr>
+          <w:p>
+            <w:r>
+              <w:t>Heredada del catálogo</w:t>
+            </w:r>
+          </w:p>
+        </w:tc>
+        <w:tc>
+          <w:tcPr>
+            <w:tcW w:type="dxa" w:w="2073"/>
+          </w:tcPr>
+          <w:p>
+            <w:r>
+              <w:t>Unidad de la variable, tomada del catálogo del sistema</w:t>
+            </w:r>
+          </w:p>
+        </w:tc>
+      </w:tr>
+    </w:tbl>
+    <w:p>
+      <w:pPr/>
+      <w:r>
+        <w:t>Tabla 14. Diccionario de datos de la colección rangos. Fija los límites de cada variable por perfil, con el mínimo menor que el máximo. Fuente: elaboración propia.</w:t>
+      </w:r>
+    </w:p>
+    <w:p>
+      <w:pPr/>
+      <w:r>
+        <w:t>Diccionario de datos — colección alertas</w:t>
+      </w:r>
+    </w:p>
+    <w:tbl>
+      <w:tblPr>
+        <w:tblW w:type="auto" w:w="0"/>
+        <w:tblLook w:firstColumn="1" w:firstRow="1" w:lastColumn="0" w:lastRow="0" w:noHBand="0" w:noVBand="1" w:val="04A0"/>
+      </w:tblPr>
+      <w:tblGrid>
+        <w:gridCol w:w="2073"/>
+        <w:gridCol w:w="2073"/>
+        <w:gridCol w:w="2073"/>
+        <w:gridCol w:w="2073"/>
+        <w:gridCol w:w="2073"/>
+        <w:gridCol w:w="2073"/>
+      </w:tblGrid>
+      <w:tr>
+        <w:tc>
+          <w:tcPr>
+            <w:tcW w:type="dxa" w:w="2073"/>
+          </w:tcPr>
+          <w:p>
+            <w:r/>
+            <w:r>
+              <w:rPr>
+                <w:b/>
+              </w:rPr>
+              <w:t>Campo</w:t>
+            </w:r>
+          </w:p>
+        </w:tc>
+        <w:tc>
+          <w:tcPr>
+            <w:tcW w:type="dxa" w:w="2073"/>
+          </w:tcPr>
+          <w:p>
+            <w:r/>
+            <w:r>
+              <w:rPr>
+                <w:b/>
+              </w:rPr>
+              <w:t>Tipo</w:t>
+            </w:r>
+          </w:p>
+        </w:tc>
+        <w:tc>
+          <w:tcPr>
+            <w:tcW w:type="dxa" w:w="2073"/>
+          </w:tcPr>
+          <w:p>
+            <w:r/>
+            <w:r>
+              <w:rPr>
+                <w:b/>
+              </w:rPr>
+              <w:t>Longitud</w:t>
+            </w:r>
+          </w:p>
+        </w:tc>
+        <w:tc>
+          <w:tcPr>
+            <w:tcW w:type="dxa" w:w="2073"/>
+          </w:tcPr>
+          <w:p>
+            <w:r/>
+            <w:r>
+              <w:rPr>
+                <w:b/>
+              </w:rPr>
+              <w:t>Obligatorio</w:t>
+            </w:r>
+          </w:p>
+        </w:tc>
+        <w:tc>
+          <w:tcPr>
+            <w:tcW w:type="dxa" w:w="2073"/>
+          </w:tcPr>
+          <w:p>
+            <w:r/>
+            <w:r>
+              <w:rPr>
+                <w:b/>
+              </w:rPr>
+              <w:t>Restricción</w:t>
+            </w:r>
+          </w:p>
+        </w:tc>
+        <w:tc>
+          <w:tcPr>
+            <w:tcW w:type="dxa" w:w="2073"/>
+          </w:tcPr>
+          <w:p>
+            <w:r/>
+            <w:r>
+              <w:rPr>
+                <w:b/>
+              </w:rPr>
+              <w:t>Descripción</w:t>
+            </w:r>
+          </w:p>
+        </w:tc>
+      </w:tr>
+      <w:tr>
+        <w:tc>
+          <w:tcPr>
+            <w:tcW w:type="dxa" w:w="2073"/>
+          </w:tcPr>
+          <w:p>
+            <w:r>
+              <w:t>id</w:t>
+            </w:r>
+          </w:p>
+        </w:tc>
+        <w:tc>
+          <w:tcPr>
+            <w:tcW w:type="dxa" w:w="2073"/>
+          </w:tcPr>
+          <w:p>
+            <w:r>
+              <w:t>Texto</w:t>
+            </w:r>
+          </w:p>
+        </w:tc>
+        <w:tc>
+          <w:tcPr>
+            <w:tcW w:type="dxa" w:w="2073"/>
+          </w:tcPr>
+          <w:p>
+            <w:r>
+              <w:t>20</w:t>
+            </w:r>
+          </w:p>
+        </w:tc>
+        <w:tc>
+          <w:tcPr>
+            <w:tcW w:type="dxa" w:w="2073"/>
+          </w:tcPr>
+          <w:p>
+            <w:r>
+              <w:t>Sí</w:t>
+            </w:r>
+          </w:p>
+        </w:tc>
+        <w:tc>
+          <w:tcPr>
+            <w:tcW w:type="dxa" w:w="2073"/>
+          </w:tcPr>
+          <w:p>
+            <w:r>
+              <w:t>Identificador del documento</w:t>
+            </w:r>
+          </w:p>
+        </w:tc>
+        <w:tc>
+          <w:tcPr>
+            <w:tcW w:type="dxa" w:w="2073"/>
+          </w:tcPr>
+          <w:p>
+            <w:r>
+              <w:t>Identificador único de la alerta</w:t>
+            </w:r>
+          </w:p>
+        </w:tc>
+      </w:tr>
+      <w:tr>
+        <w:tc>
+          <w:tcPr>
+            <w:tcW w:type="dxa" w:w="2073"/>
+          </w:tcPr>
+          <w:p>
+            <w:r>
+              <w:t>lectura_id</w:t>
+            </w:r>
+          </w:p>
+        </w:tc>
+        <w:tc>
+          <w:tcPr>
+            <w:tcW w:type="dxa" w:w="2073"/>
+          </w:tcPr>
+          <w:p>
+            <w:r>
+              <w:t>Texto</w:t>
+            </w:r>
+          </w:p>
+        </w:tc>
+        <w:tc>
+          <w:tcPr>
+            <w:tcW w:type="dxa" w:w="2073"/>
+          </w:tcPr>
+          <w:p>
+            <w:r>
+              <w:t>20</w:t>
+            </w:r>
+          </w:p>
+        </w:tc>
+        <w:tc>
+          <w:tcPr>
+            <w:tcW w:type="dxa" w:w="2073"/>
+          </w:tcPr>
+          <w:p>
+            <w:r>
+              <w:t>Sí</w:t>
+            </w:r>
+          </w:p>
+        </w:tc>
+        <w:tc>
+          <w:tcPr>
+            <w:tcW w:type="dxa" w:w="2073"/>
+          </w:tcPr>
+          <w:p>
+            <w:r>
+              <w:t>Referencia a lecturas</w:t>
+            </w:r>
+          </w:p>
+        </w:tc>
+        <w:tc>
+          <w:tcPr>
+            <w:tcW w:type="dxa" w:w="2073"/>
+          </w:tcPr>
+          <w:p>
+            <w:r>
+              <w:t>Lectura que originó la alerta</w:t>
+            </w:r>
+          </w:p>
+        </w:tc>
+      </w:tr>
+      <w:tr>
+        <w:tc>
+          <w:tcPr>
+            <w:tcW w:type="dxa" w:w="2073"/>
+          </w:tcPr>
+          <w:p>
+            <w:r>
+              <w:t>modulo_id</w:t>
+            </w:r>
+          </w:p>
+        </w:tc>
+        <w:tc>
+          <w:tcPr>
+            <w:tcW w:type="dxa" w:w="2073"/>
+          </w:tcPr>
+          <w:p>
+            <w:r>
+              <w:t>Texto</w:t>
+            </w:r>
+          </w:p>
+        </w:tc>
+        <w:tc>
+          <w:tcPr>
+            <w:tcW w:type="dxa" w:w="2073"/>
+          </w:tcPr>
+          <w:p>
+            <w:r>
+              <w:t>64</w:t>
+            </w:r>
+          </w:p>
+        </w:tc>
+        <w:tc>
+          <w:tcPr>
+            <w:tcW w:type="dxa" w:w="2073"/>
+          </w:tcPr>
+          <w:p>
+            <w:r>
+              <w:t>Sí</w:t>
+            </w:r>
+          </w:p>
+        </w:tc>
+        <w:tc>
+          <w:tcPr>
+            <w:tcW w:type="dxa" w:w="2073"/>
+          </w:tcPr>
+          <w:p>
+            <w:r>
+              <w:t>Referencia a modulos_cultivo</w:t>
+            </w:r>
+          </w:p>
+        </w:tc>
+        <w:tc>
+          <w:tcPr>
+            <w:tcW w:type="dxa" w:w="2073"/>
+          </w:tcPr>
+          <w:p>
+            <w:r>
+              <w:t>Módulo en el que se produjo la desviación</w:t>
+            </w:r>
+          </w:p>
+        </w:tc>
+      </w:tr>
+      <w:tr>
+        <w:tc>
+          <w:tcPr>
+            <w:tcW w:type="dxa" w:w="2073"/>
+          </w:tcPr>
+          <w:p>
+            <w:r>
+              <w:t>variable</w:t>
+            </w:r>
+          </w:p>
+        </w:tc>
+        <w:tc>
+          <w:tcPr>
+            <w:tcW w:type="dxa" w:w="2073"/>
+          </w:tcPr>
+          <w:p>
+            <w:r>
+              <w:t>Texto</w:t>
+            </w:r>
+          </w:p>
+        </w:tc>
+        <w:tc>
+          <w:tcPr>
+            <w:tcW w:type="dxa" w:w="2073"/>
+          </w:tcPr>
+          <w:p>
+            <w:r>
+              <w:t>32</w:t>
+            </w:r>
+          </w:p>
+        </w:tc>
+        <w:tc>
+          <w:tcPr>
+            <w:tcW w:type="dxa" w:w="2073"/>
+          </w:tcPr>
+          <w:p>
+            <w:r>
+              <w:t>Sí</w:t>
+            </w:r>
+          </w:p>
+        </w:tc>
+        <w:tc>
+          <w:tcPr>
+            <w:tcW w:type="dxa" w:w="2073"/>
+          </w:tcPr>
+          <w:p>
+            <w:r>
+              <w:t>Catálogo de siete variables</w:t>
+            </w:r>
+          </w:p>
+        </w:tc>
+        <w:tc>
+          <w:tcPr>
+            <w:tcW w:type="dxa" w:w="2073"/>
+          </w:tcPr>
+          <w:p>
+            <w:r>
+              <w:t>Variable que salió del rango de referencia</w:t>
+            </w:r>
+          </w:p>
+        </w:tc>
+      </w:tr>
+      <w:tr>
+        <w:tc>
+          <w:tcPr>
+            <w:tcW w:type="dxa" w:w="2073"/>
+          </w:tcPr>
+          <w:p>
+            <w:r>
+              <w:t>valor</w:t>
+            </w:r>
+          </w:p>
+        </w:tc>
+        <w:tc>
+          <w:tcPr>
+            <w:tcW w:type="dxa" w:w="2073"/>
+          </w:tcPr>
+          <w:p>
+            <w:r>
+              <w:t>Numérico</w:t>
+            </w:r>
+          </w:p>
+        </w:tc>
+        <w:tc>
+          <w:tcPr>
+            <w:tcW w:type="dxa" w:w="2073"/>
+          </w:tcPr>
+          <w:p>
+            <w:r>
+              <w:t>—</w:t>
+            </w:r>
+          </w:p>
+        </w:tc>
+        <w:tc>
+          <w:tcPr>
+            <w:tcW w:type="dxa" w:w="2073"/>
+          </w:tcPr>
+          <w:p>
+            <w:r>
+              <w:t>Sí</w:t>
+            </w:r>
+          </w:p>
+        </w:tc>
+        <w:tc>
+          <w:tcPr>
+            <w:tcW w:type="dxa" w:w="2073"/>
+          </w:tcPr>
+          <w:p>
+            <w:r>
+              <w:t>Dentro del límite físico de la variable</w:t>
+            </w:r>
+          </w:p>
+        </w:tc>
+        <w:tc>
+          <w:tcPr>
+            <w:tcW w:type="dxa" w:w="2073"/>
+          </w:tcPr>
+          <w:p>
+            <w:r>
+              <w:t>Valor medido que provocó la alerta</w:t>
+            </w:r>
+          </w:p>
+        </w:tc>
+      </w:tr>
+      <w:tr>
+        <w:tc>
+          <w:tcPr>
+            <w:tcW w:type="dxa" w:w="2073"/>
+          </w:tcPr>
+          <w:p>
+            <w:r>
+              <w:t>unidad</w:t>
+            </w:r>
+          </w:p>
+        </w:tc>
+        <w:tc>
+          <w:tcPr>
+            <w:tcW w:type="dxa" w:w="2073"/>
+          </w:tcPr>
+          <w:p>
+            <w:r>
+              <w:t>Texto</w:t>
+            </w:r>
+          </w:p>
+        </w:tc>
+        <w:tc>
+          <w:tcPr>
+            <w:tcW w:type="dxa" w:w="2073"/>
+          </w:tcPr>
+          <w:p>
+            <w:r>
+              <w:t>16</w:t>
+            </w:r>
+          </w:p>
+        </w:tc>
+        <w:tc>
+          <w:tcPr>
+            <w:tcW w:type="dxa" w:w="2073"/>
+          </w:tcPr>
+          <w:p>
+            <w:r>
+              <w:t>Sí</w:t>
+            </w:r>
+          </w:p>
+        </w:tc>
+        <w:tc>
+          <w:tcPr>
+            <w:tcW w:type="dxa" w:w="2073"/>
+          </w:tcPr>
+          <w:p>
+            <w:r>
+              <w:t>Heredada del catálogo</w:t>
+            </w:r>
+          </w:p>
+        </w:tc>
+        <w:tc>
+          <w:tcPr>
+            <w:tcW w:type="dxa" w:w="2073"/>
+          </w:tcPr>
+          <w:p>
+            <w:r>
+              <w:t>Unidad correspondiente a la variable</w:t>
+            </w:r>
+          </w:p>
+        </w:tc>
+      </w:tr>
+      <w:tr>
+        <w:tc>
+          <w:tcPr>
+            <w:tcW w:type="dxa" w:w="2073"/>
+          </w:tcPr>
+          <w:p>
+            <w:r>
+              <w:t>rango_minimo</w:t>
+            </w:r>
+          </w:p>
+        </w:tc>
+        <w:tc>
+          <w:tcPr>
+            <w:tcW w:type="dxa" w:w="2073"/>
+          </w:tcPr>
+          <w:p>
+            <w:r>
+              <w:t>Numérico</w:t>
+            </w:r>
+          </w:p>
+        </w:tc>
+        <w:tc>
+          <w:tcPr>
+            <w:tcW w:type="dxa" w:w="2073"/>
+          </w:tcPr>
+          <w:p>
+            <w:r>
+              <w:t>—</w:t>
+            </w:r>
+          </w:p>
+        </w:tc>
+        <w:tc>
+          <w:tcPr>
+            <w:tcW w:type="dxa" w:w="2073"/>
+          </w:tcPr>
+          <w:p>
+            <w:r>
+              <w:t>Sí</w:t>
+            </w:r>
+          </w:p>
+        </w:tc>
+        <w:tc>
+          <w:tcPr>
+            <w:tcW w:type="dxa" w:w="2073"/>
+          </w:tcPr>
+          <w:p>
+            <w:r>
+              <w:t>Límite vigente al medir</w:t>
+            </w:r>
+          </w:p>
+        </w:tc>
+        <w:tc>
+          <w:tcPr>
+            <w:tcW w:type="dxa" w:w="2073"/>
+          </w:tcPr>
+          <w:p>
+            <w:r>
+              <w:t>Límite inferior aplicado en la evaluación de esa lectura</w:t>
+            </w:r>
+          </w:p>
+        </w:tc>
+      </w:tr>
+      <w:tr>
+        <w:tc>
+          <w:tcPr>
+            <w:tcW w:type="dxa" w:w="2073"/>
+          </w:tcPr>
+          <w:p>
+            <w:r>
+              <w:t>rango_maximo</w:t>
+            </w:r>
+          </w:p>
+        </w:tc>
+        <w:tc>
+          <w:tcPr>
+            <w:tcW w:type="dxa" w:w="2073"/>
+          </w:tcPr>
+          <w:p>
+            <w:r>
+              <w:t>Numérico</w:t>
+            </w:r>
+          </w:p>
+        </w:tc>
+        <w:tc>
+          <w:tcPr>
+            <w:tcW w:type="dxa" w:w="2073"/>
+          </w:tcPr>
+          <w:p>
+            <w:r>
+              <w:t>—</w:t>
+            </w:r>
+          </w:p>
+        </w:tc>
+        <w:tc>
+          <w:tcPr>
+            <w:tcW w:type="dxa" w:w="2073"/>
+          </w:tcPr>
+          <w:p>
+            <w:r>
+              <w:t>Sí</w:t>
+            </w:r>
+          </w:p>
+        </w:tc>
+        <w:tc>
+          <w:tcPr>
+            <w:tcW w:type="dxa" w:w="2073"/>
+          </w:tcPr>
+          <w:p>
+            <w:r>
+              <w:t>Límite vigente al medir</w:t>
+            </w:r>
+          </w:p>
+        </w:tc>
+        <w:tc>
+          <w:tcPr>
+            <w:tcW w:type="dxa" w:w="2073"/>
+          </w:tcPr>
+          <w:p>
+            <w:r>
+              <w:t>Límite superior aplicado en la evaluación de esa lectura</w:t>
+            </w:r>
+          </w:p>
+        </w:tc>
+      </w:tr>
+      <w:tr>
+        <w:tc>
+          <w:tcPr>
+            <w:tcW w:type="dxa" w:w="2073"/>
+          </w:tcPr>
+          <w:p>
+            <w:r>
+              <w:t>desviacion</w:t>
+            </w:r>
+          </w:p>
+        </w:tc>
+        <w:tc>
+          <w:tcPr>
+            <w:tcW w:type="dxa" w:w="2073"/>
+          </w:tcPr>
+          <w:p>
+            <w:r>
+              <w:t>Texto</w:t>
+            </w:r>
+          </w:p>
+        </w:tc>
+        <w:tc>
+          <w:tcPr>
+            <w:tcW w:type="dxa" w:w="2073"/>
+          </w:tcPr>
+          <w:p>
+            <w:r>
+              <w:t>60</w:t>
+            </w:r>
+          </w:p>
+        </w:tc>
+        <w:tc>
+          <w:tcPr>
+            <w:tcW w:type="dxa" w:w="2073"/>
+          </w:tcPr>
+          <w:p>
+            <w:r>
+              <w:t>No</w:t>
+            </w:r>
+          </w:p>
+        </w:tc>
+        <w:tc>
+          <w:tcPr>
+            <w:tcW w:type="dxa" w:w="2073"/>
+          </w:tcPr>
+          <w:p>
+            <w:r>
+              <w:t>—</w:t>
+            </w:r>
+          </w:p>
+        </w:tc>
+        <w:tc>
+          <w:tcPr>
+            <w:tcW w:type="dxa" w:w="2073"/>
+          </w:tcPr>
+          <w:p>
+            <w:r>
+              <w:t>Diferencia respecto del límite, ya formateada para presentación</w:t>
+            </w:r>
+          </w:p>
+        </w:tc>
+      </w:tr>
+      <w:tr>
+        <w:tc>
+          <w:tcPr>
+            <w:tcW w:type="dxa" w:w="2073"/>
+          </w:tcPr>
+          <w:p>
+            <w:r>
+              <w:t>estado</w:t>
+            </w:r>
+          </w:p>
+        </w:tc>
+        <w:tc>
+          <w:tcPr>
+            <w:tcW w:type="dxa" w:w="2073"/>
+          </w:tcPr>
+          <w:p>
+            <w:r>
+              <w:t>Texto</w:t>
+            </w:r>
+          </w:p>
+        </w:tc>
+        <w:tc>
+          <w:tcPr>
+            <w:tcW w:type="dxa" w:w="2073"/>
+          </w:tcPr>
+          <w:p>
+            <w:r>
+              <w:t>10</w:t>
+            </w:r>
+          </w:p>
+        </w:tc>
+        <w:tc>
+          <w:tcPr>
+            <w:tcW w:type="dxa" w:w="2073"/>
+          </w:tcPr>
+          <w:p>
+            <w:r>
+              <w:t>Sí</w:t>
+            </w:r>
+          </w:p>
+        </w:tc>
+        <w:tc>
+          <w:tcPr>
+            <w:tcW w:type="dxa" w:w="2073"/>
+          </w:tcPr>
+          <w:p>
+            <w:r>
+              <w:t>activa o atendida (dominio cerrado)</w:t>
+            </w:r>
+          </w:p>
+        </w:tc>
+        <w:tc>
+          <w:tcPr>
+            <w:tcW w:type="dxa" w:w="2073"/>
+          </w:tcPr>
+          <w:p>
+            <w:r>
+              <w:t>Situación de la alerta dentro del flujo de atención</w:t>
+            </w:r>
+          </w:p>
+        </w:tc>
+      </w:tr>
+      <w:tr>
+        <w:tc>
+          <w:tcPr>
+            <w:tcW w:type="dxa" w:w="2073"/>
+          </w:tcPr>
+          <w:p>
+            <w:r>
+              <w:t>timestamp</w:t>
+            </w:r>
+          </w:p>
+        </w:tc>
+        <w:tc>
+          <w:tcPr>
+            <w:tcW w:type="dxa" w:w="2073"/>
+          </w:tcPr>
+          <w:p>
+            <w:r>
+              <w:t>Fecha y hora</w:t>
+            </w:r>
+          </w:p>
+        </w:tc>
+        <w:tc>
+          <w:tcPr>
+            <w:tcW w:type="dxa" w:w="2073"/>
+          </w:tcPr>
+          <w:p>
+            <w:r>
+              <w:t>—</w:t>
+            </w:r>
+          </w:p>
+        </w:tc>
+        <w:tc>
+          <w:tcPr>
+            <w:tcW w:type="dxa" w:w="2073"/>
+          </w:tcPr>
+          <w:p>
+            <w:r>
+              <w:t>Sí</w:t>
+            </w:r>
+          </w:p>
+        </w:tc>
+        <w:tc>
+          <w:tcPr>
+            <w:tcW w:type="dxa" w:w="2073"/>
+          </w:tcPr>
+          <w:p>
+            <w:r>
+              <w:t>ISO 8601 en UTC</w:t>
+            </w:r>
+          </w:p>
+        </w:tc>
+        <w:tc>
+          <w:tcPr>
+            <w:tcW w:type="dxa" w:w="2073"/>
+          </w:tcPr>
+          <w:p>
+            <w:r>
+              <w:t>Momento de la lectura que originó la alerta</w:t>
+            </w:r>
+          </w:p>
+        </w:tc>
+      </w:tr>
+      <w:tr>
+        <w:tc>
+          <w:tcPr>
+            <w:tcW w:type="dxa" w:w="2073"/>
+          </w:tcPr>
+          <w:p>
+            <w:r>
+              <w:t>observacion</w:t>
+            </w:r>
+          </w:p>
+        </w:tc>
+        <w:tc>
+          <w:tcPr>
+            <w:tcW w:type="dxa" w:w="2073"/>
+          </w:tcPr>
+          <w:p>
+            <w:r>
+              <w:t>Texto</w:t>
+            </w:r>
+          </w:p>
+        </w:tc>
+        <w:tc>
+          <w:tcPr>
+            <w:tcW w:type="dxa" w:w="2073"/>
+          </w:tcPr>
+          <w:p>
+            <w:r>
+              <w:t>200</w:t>
+            </w:r>
+          </w:p>
+        </w:tc>
+        <w:tc>
+          <w:tcPr>
+            <w:tcW w:type="dxa" w:w="2073"/>
+          </w:tcPr>
+          <w:p>
+            <w:r>
+              <w:t>No</w:t>
+            </w:r>
+          </w:p>
+        </w:tc>
+        <w:tc>
+          <w:tcPr>
+            <w:tcW w:type="dxa" w:w="2073"/>
+          </w:tcPr>
+          <w:p>
+            <w:r>
+              <w:t>—</w:t>
+            </w:r>
+          </w:p>
+        </w:tc>
+        <w:tc>
+          <w:tcPr>
+            <w:tcW w:type="dxa" w:w="2073"/>
+          </w:tcPr>
+          <w:p>
+            <w:r>
+              <w:t>Nota del operador al marcar la alerta como atendida</w:t>
+            </w:r>
+          </w:p>
+        </w:tc>
+      </w:tr>
+    </w:tbl>
+    <w:p>
+      <w:pPr/>
+      <w:r>
+        <w:t>Tabla 15. Diccionario de datos de la colección alertas. Referencia la lectura que la originó y copia los límites vigentes en ese momento: si después se modifica el rango del perfil, la alerta conserva la referencia con la que se evaluó. Es un dato histórico, no una consulta al valor actual. Fuente: elaboración propia.</w:t>
+      </w:r>
+    </w:p>
+    <w:p>
+      <w:pPr/>
+      <w:r>
+        <w:t>Diccionario de datos — colección usuarios</w:t>
+      </w:r>
+    </w:p>
+    <w:tbl>
+      <w:tblPr>
+        <w:tblW w:type="auto" w:w="0"/>
+        <w:tblLook w:firstColumn="1" w:firstRow="1" w:lastColumn="0" w:lastRow="0" w:noHBand="0" w:noVBand="1" w:val="04A0"/>
+      </w:tblPr>
+      <w:tblGrid>
+        <w:gridCol w:w="2073"/>
+        <w:gridCol w:w="2073"/>
+        <w:gridCol w:w="2073"/>
+        <w:gridCol w:w="2073"/>
+        <w:gridCol w:w="2073"/>
+        <w:gridCol w:w="2073"/>
+      </w:tblGrid>
+      <w:tr>
+        <w:tc>
+          <w:tcPr>
+            <w:tcW w:type="dxa" w:w="2073"/>
+          </w:tcPr>
+          <w:p>
+            <w:r/>
+            <w:r>
+              <w:rPr>
+                <w:b/>
+              </w:rPr>
+              <w:t>Campo</w:t>
+            </w:r>
+          </w:p>
+        </w:tc>
+        <w:tc>
+          <w:tcPr>
+            <w:tcW w:type="dxa" w:w="2073"/>
+          </w:tcPr>
+          <w:p>
+            <w:r/>
+            <w:r>
+              <w:rPr>
+                <w:b/>
+              </w:rPr>
+              <w:t>Tipo</w:t>
+            </w:r>
+          </w:p>
+        </w:tc>
+        <w:tc>
+          <w:tcPr>
+            <w:tcW w:type="dxa" w:w="2073"/>
+          </w:tcPr>
+          <w:p>
+            <w:r/>
+            <w:r>
+              <w:rPr>
+                <w:b/>
+              </w:rPr>
+              <w:t>Longitud</w:t>
+            </w:r>
+          </w:p>
+        </w:tc>
+        <w:tc>
+          <w:tcPr>
+            <w:tcW w:type="dxa" w:w="2073"/>
+          </w:tcPr>
+          <w:p>
+            <w:r/>
+            <w:r>
+              <w:rPr>
+                <w:b/>
+              </w:rPr>
+              <w:t>Obligatorio</w:t>
+            </w:r>
+          </w:p>
+        </w:tc>
+        <w:tc>
+          <w:tcPr>
+            <w:tcW w:type="dxa" w:w="2073"/>
+          </w:tcPr>
+          <w:p>
+            <w:r/>
+            <w:r>
+              <w:rPr>
+                <w:b/>
+              </w:rPr>
+              <w:t>Restricción</w:t>
+            </w:r>
+          </w:p>
+        </w:tc>
+        <w:tc>
+          <w:tcPr>
+            <w:tcW w:type="dxa" w:w="2073"/>
+          </w:tcPr>
+          <w:p>
+            <w:r/>
+            <w:r>
+              <w:rPr>
+                <w:b/>
+              </w:rPr>
+              <w:t>Descripción</w:t>
+            </w:r>
+          </w:p>
+        </w:tc>
+      </w:tr>
+      <w:tr>
+        <w:tc>
+          <w:tcPr>
+            <w:tcW w:type="dxa" w:w="2073"/>
+          </w:tcPr>
+          <w:p>
+            <w:r>
+              <w:t>id</w:t>
+            </w:r>
+          </w:p>
+        </w:tc>
+        <w:tc>
+          <w:tcPr>
+            <w:tcW w:type="dxa" w:w="2073"/>
+          </w:tcPr>
+          <w:p>
+            <w:r>
+              <w:t>Texto</w:t>
+            </w:r>
+          </w:p>
+        </w:tc>
+        <w:tc>
+          <w:tcPr>
+            <w:tcW w:type="dxa" w:w="2073"/>
+          </w:tcPr>
+          <w:p>
+            <w:r>
+              <w:t>64</w:t>
+            </w:r>
+          </w:p>
+        </w:tc>
+        <w:tc>
+          <w:tcPr>
+            <w:tcW w:type="dxa" w:w="2073"/>
+          </w:tcPr>
+          <w:p>
+            <w:r>
+              <w:t>Sí</w:t>
+            </w:r>
+          </w:p>
+        </w:tc>
+        <w:tc>
+          <w:tcPr>
+            <w:tcW w:type="dxa" w:w="2073"/>
+          </w:tcPr>
+          <w:p>
+            <w:r>
+              <w:t>Igual al uid del proveedor de identidad</w:t>
+            </w:r>
+          </w:p>
+        </w:tc>
+        <w:tc>
+          <w:tcPr>
+            <w:tcW w:type="dxa" w:w="2073"/>
+          </w:tcPr>
+          <w:p>
+            <w:r>
+              <w:t>Identificador de la cuenta, emitido por Firebase Authentication</w:t>
+            </w:r>
+          </w:p>
+        </w:tc>
+      </w:tr>
+      <w:tr>
+        <w:tc>
+          <w:tcPr>
+            <w:tcW w:type="dxa" w:w="2073"/>
+          </w:tcPr>
+          <w:p>
+            <w:r>
+              <w:t>email</w:t>
+            </w:r>
+          </w:p>
+        </w:tc>
+        <w:tc>
+          <w:tcPr>
+            <w:tcW w:type="dxa" w:w="2073"/>
+          </w:tcPr>
+          <w:p>
+            <w:r>
+              <w:t>Texto</w:t>
+            </w:r>
+          </w:p>
+        </w:tc>
+        <w:tc>
+          <w:tcPr>
+            <w:tcW w:type="dxa" w:w="2073"/>
+          </w:tcPr>
+          <w:p>
+            <w:r>
+              <w:t>120</w:t>
+            </w:r>
+          </w:p>
+        </w:tc>
+        <w:tc>
+          <w:tcPr>
+            <w:tcW w:type="dxa" w:w="2073"/>
+          </w:tcPr>
+          <w:p>
+            <w:r>
+              <w:t>Sí</w:t>
+            </w:r>
+          </w:p>
+        </w:tc>
+        <w:tc>
+          <w:tcPr>
+            <w:tcW w:type="dxa" w:w="2073"/>
+          </w:tcPr>
+          <w:p>
+            <w:r>
+              <w:t>—</w:t>
+            </w:r>
+          </w:p>
+        </w:tc>
+        <w:tc>
+          <w:tcPr>
+            <w:tcW w:type="dxa" w:w="2073"/>
+          </w:tcPr>
+          <w:p>
+            <w:r>
+              <w:t>Correo con el que la cuenta inicia sesión</w:t>
+            </w:r>
+          </w:p>
+        </w:tc>
+      </w:tr>
+      <w:tr>
+        <w:tc>
+          <w:tcPr>
+            <w:tcW w:type="dxa" w:w="2073"/>
+          </w:tcPr>
+          <w:p>
+            <w:r>
+              <w:t>nombre</w:t>
+            </w:r>
+          </w:p>
+        </w:tc>
+        <w:tc>
+          <w:tcPr>
+            <w:tcW w:type="dxa" w:w="2073"/>
+          </w:tcPr>
+          <w:p>
+            <w:r>
+              <w:t>Texto</w:t>
+            </w:r>
+          </w:p>
+        </w:tc>
+        <w:tc>
+          <w:tcPr>
+            <w:tcW w:type="dxa" w:w="2073"/>
+          </w:tcPr>
+          <w:p>
+            <w:r>
+              <w:t>80</w:t>
+            </w:r>
+          </w:p>
+        </w:tc>
+        <w:tc>
+          <w:tcPr>
+            <w:tcW w:type="dxa" w:w="2073"/>
+          </w:tcPr>
+          <w:p>
+            <w:r>
+              <w:t>Sí</w:t>
+            </w:r>
+          </w:p>
+        </w:tc>
+        <w:tc>
+          <w:tcPr>
+            <w:tcW w:type="dxa" w:w="2073"/>
+          </w:tcPr>
+          <w:p>
+            <w:r>
+              <w:t>Entre 2 y 80 caracteres</w:t>
+            </w:r>
+          </w:p>
+        </w:tc>
+        <w:tc>
+          <w:tcPr>
+            <w:tcW w:type="dxa" w:w="2073"/>
+          </w:tcPr>
+          <w:p>
+            <w:r>
+              <w:t>Nombre de la persona responsable de la cuenta</w:t>
+            </w:r>
+          </w:p>
+        </w:tc>
+      </w:tr>
+      <w:tr>
+        <w:tc>
+          <w:tcPr>
+            <w:tcW w:type="dxa" w:w="2073"/>
+          </w:tcPr>
+          <w:p>
+            <w:r>
+              <w:t>rol</w:t>
+            </w:r>
+          </w:p>
+        </w:tc>
+        <w:tc>
+          <w:tcPr>
+            <w:tcW w:type="dxa" w:w="2073"/>
+          </w:tcPr>
+          <w:p>
+            <w:r>
+              <w:t>Texto</w:t>
+            </w:r>
+          </w:p>
+        </w:tc>
+        <w:tc>
+          <w:tcPr>
+            <w:tcW w:type="dxa" w:w="2073"/>
+          </w:tcPr>
+          <w:p>
+            <w:r>
+              <w:t>20</w:t>
+            </w:r>
+          </w:p>
+        </w:tc>
+        <w:tc>
+          <w:tcPr>
+            <w:tcW w:type="dxa" w:w="2073"/>
+          </w:tcPr>
+          <w:p>
+            <w:r>
+              <w:t>Sí</w:t>
+            </w:r>
+          </w:p>
+        </w:tc>
+        <w:tc>
+          <w:tcPr>
+            <w:tcW w:type="dxa" w:w="2073"/>
+          </w:tcPr>
+          <w:p>
+            <w:r>
+              <w:t>administrador u operador (dominio cerrado)</w:t>
+            </w:r>
+          </w:p>
+        </w:tc>
+        <w:tc>
+          <w:tcPr>
+            <w:tcW w:type="dxa" w:w="2073"/>
+          </w:tcPr>
+          <w:p>
+            <w:r>
+              <w:t>Rol que determina las operaciones habilitadas para la cuenta</w:t>
+            </w:r>
+          </w:p>
+        </w:tc>
+      </w:tr>
+      <w:tr>
+        <w:tc>
+          <w:tcPr>
+            <w:tcW w:type="dxa" w:w="2073"/>
+          </w:tcPr>
+          <w:p>
+            <w:r>
+              <w:t>activo</w:t>
+            </w:r>
+          </w:p>
+        </w:tc>
+        <w:tc>
+          <w:tcPr>
+            <w:tcW w:type="dxa" w:w="2073"/>
+          </w:tcPr>
+          <w:p>
+            <w:r>
+              <w:t>Booleano</w:t>
+            </w:r>
+          </w:p>
+        </w:tc>
+        <w:tc>
+          <w:tcPr>
+            <w:tcW w:type="dxa" w:w="2073"/>
+          </w:tcPr>
+          <w:p>
+            <w:r>
+              <w:t>—</w:t>
+            </w:r>
+          </w:p>
+        </w:tc>
+        <w:tc>
+          <w:tcPr>
+            <w:tcW w:type="dxa" w:w="2073"/>
+          </w:tcPr>
+          <w:p>
+            <w:r>
+              <w:t>Sí</w:t>
+            </w:r>
+          </w:p>
+        </w:tc>
+        <w:tc>
+          <w:tcPr>
+            <w:tcW w:type="dxa" w:w="2073"/>
+          </w:tcPr>
+          <w:p>
+            <w:r>
+              <w:t>Valor por defecto: verdadero</w:t>
+            </w:r>
+          </w:p>
+        </w:tc>
+        <w:tc>
+          <w:tcPr>
+            <w:tcW w:type="dxa" w:w="2073"/>
+          </w:tcPr>
+          <w:p>
+            <w:r>
+              <w:t>Una cuenta inactiva no puede operar sobre el sistema</w:t>
+            </w:r>
+          </w:p>
+        </w:tc>
+      </w:tr>
+      <w:tr>
+        <w:tc>
+          <w:tcPr>
+            <w:tcW w:type="dxa" w:w="2073"/>
+          </w:tcPr>
+          <w:p>
+            <w:r>
+              <w:t>telefono</w:t>
+            </w:r>
+          </w:p>
+        </w:tc>
+        <w:tc>
+          <w:tcPr>
+            <w:tcW w:type="dxa" w:w="2073"/>
+          </w:tcPr>
+          <w:p>
+            <w:r>
+              <w:t>Texto</w:t>
+            </w:r>
+          </w:p>
+        </w:tc>
+        <w:tc>
+          <w:tcPr>
+            <w:tcW w:type="dxa" w:w="2073"/>
+          </w:tcPr>
+          <w:p>
+            <w:r>
+              <w:t>30</w:t>
+            </w:r>
+          </w:p>
+        </w:tc>
+        <w:tc>
+          <w:tcPr>
+            <w:tcW w:type="dxa" w:w="2073"/>
+          </w:tcPr>
+          <w:p>
+            <w:r>
+              <w:t>No</w:t>
+            </w:r>
+          </w:p>
+        </w:tc>
+        <w:tc>
+          <w:tcPr>
+            <w:tcW w:type="dxa" w:w="2073"/>
+          </w:tcPr>
+          <w:p>
+            <w:r>
+              <w:t>—</w:t>
+            </w:r>
+          </w:p>
+        </w:tc>
+        <w:tc>
+          <w:tcPr>
+            <w:tcW w:type="dxa" w:w="2073"/>
+          </w:tcPr>
+          <w:p>
+            <w:r>
+              <w:t>Teléfono de contacto</w:t>
+            </w:r>
+          </w:p>
+        </w:tc>
+      </w:tr>
+      <w:tr>
+        <w:tc>
+          <w:tcPr>
+            <w:tcW w:type="dxa" w:w="2073"/>
+          </w:tcPr>
+          <w:p>
+            <w:r>
+              <w:t>cargo</w:t>
+            </w:r>
+          </w:p>
+        </w:tc>
+        <w:tc>
+          <w:tcPr>
+            <w:tcW w:type="dxa" w:w="2073"/>
+          </w:tcPr>
+          <w:p>
+            <w:r>
+              <w:t>Texto</w:t>
+            </w:r>
+          </w:p>
+        </w:tc>
+        <w:tc>
+          <w:tcPr>
+            <w:tcW w:type="dxa" w:w="2073"/>
+          </w:tcPr>
+          <w:p>
+            <w:r>
+              <w:t>60</w:t>
+            </w:r>
+          </w:p>
+        </w:tc>
+        <w:tc>
+          <w:tcPr>
+            <w:tcW w:type="dxa" w:w="2073"/>
+          </w:tcPr>
+          <w:p>
+            <w:r>
+              <w:t>No</w:t>
+            </w:r>
+          </w:p>
+        </w:tc>
+        <w:tc>
+          <w:tcPr>
+            <w:tcW w:type="dxa" w:w="2073"/>
+          </w:tcPr>
+          <w:p>
+            <w:r>
+              <w:t>—</w:t>
+            </w:r>
+          </w:p>
+        </w:tc>
+        <w:tc>
+          <w:tcPr>
+            <w:tcW w:type="dxa" w:w="2073"/>
+          </w:tcPr>
+          <w:p>
+            <w:r>
+              <w:t>Cargo o función dentro del cultivo</w:t>
+            </w:r>
+          </w:p>
+        </w:tc>
+      </w:tr>
+    </w:tbl>
+    <w:p>
+      <w:pPr/>
+      <w:r>
+        <w:t>Tabla 16. Diccionario de datos de la colección usuarios. Guarda el perfil de la cuenta. El identificador del documento es el mismo uid que emite el proveedor de identidad, de modo que la autorización resuelve el rol sin una consulta adicional por correo. Fuente: elaboración propia.</w:t>
       </w:r>
     </w:p>
     <w:p>
@@ -11479,7 +14209,7 @@
           <w:sz w:val="20"/>
           <w:szCs w:val="20"/>
         </w:rPr>
-        <w:t>Tabla 12. Contrato de la API. Fuente: elaboración propia.</w:t>
+        <w:t>Tabla 17. Contrato de la API. Fuente: elaboración propia.</w:t>
       </w:r>
     </w:p>
     <w:p>
@@ -12250,7 +14980,7 @@
           <w:sz w:val="20"/>
           <w:szCs w:val="20"/>
         </w:rPr>
-        <w:t xml:space="preserve">Tabla 13. </w:t>
+        <w:t xml:space="preserve">Tabla 18. </w:t>
       </w:r>
       <w:proofErr w:type="spellStart"/>
       <w:r>
@@ -12662,7 +15392,7 @@
         <w:t xml:space="preserve">    """Devuelve el estado de una lectura respecto de su rango de referencia.</w:t>
         <w:br/>
         <w:br/>
-        <w:t xml:space="preserve">    Si no hay rango configurado para la variable, el estado es `sin_rango`:</w:t>
+        <w:t xml:space="preserve">    Si no hay rango configurado para la variable, el estado es sin_rango:</w:t>
         <w:br/>
         <w:t xml:space="preserve">    la ausencia de referencia no es un valor fuera de rango.</w:t>
         <w:br/>
@@ -12921,7 +15651,7 @@
         <w:rPr>
           <w:b w:val="0"/>
         </w:rPr>
-        <w:t>Tabla 14. Cuentas habilitadas para la evaluación del entregable. Fuente: elaboración propia.</w:t>
+        <w:t>Tabla 19. Cuentas habilitadas para la evaluación del entregable. Fuente: elaboración propia.</w:t>
       </w:r>
     </w:p>
   </w:body>

--- a/docs/Santos_Perfil_Proyecto_E2.docx
+++ b/docs/Santos_Perfil_Proyecto_E2.docx
@@ -3226,7 +3226,7 @@
           <w:sz w:val="20"/>
           <w:szCs w:val="20"/>
         </w:rPr>
-        <w:t>Figura 1. Tablero de tareas al cierre de la Semana 2. Fuente: elaboración propia.</w:t>
+        <w:t>Figura 1. Tablero de tareas al cierre de la Semana 3. Fuente: elaboración propia.</w:t>
       </w:r>
     </w:p>
     <w:p>
@@ -15492,7 +15492,7 @@
         <w:rPr>
           <w:b w:val="0"/>
         </w:rPr>
-        <w:t>La verificación se sostiene en ciento ochenta y seis pruebas automatizadas —ciento seis del servicio y ochenta de la aplicación— que se ejecutan sin credenciales ni conexión, y en los ensayos de campo del módulo de adquisición consignados en el apartado 2.8, cuyos registros se conservan en el repositorio.</w:t>
+        <w:t>La verificación se sostiene en ciento noventa y nueve pruebas automatizadas —ciento seis del servicio y noventa y tres de la aplicación— que se ejecutan sin credenciales ni conexión, y en los ensayos de campo del módulo de adquisición consignados en el apartado 2.8, cuyos registros se conservan en el repositorio.</w:t>
       </w:r>
     </w:p>
     <w:p>

--- a/docs/Santos_Perfil_Proyecto_E2.docx
+++ b/docs/Santos_Perfil_Proyecto_E2.docx
@@ -3397,7 +3397,7 @@
         </w:rPr>
         <w:drawing>
           <wp:inline distT="0" distB="0" distL="0" distR="0" wp14:anchorId="40E4AA1C" wp14:editId="1F5ED1E9">
-            <wp:extent cx="5907238" cy="3973286"/>
+            <wp:extent cx="5184000" cy="3525120"/>
             <wp:effectExtent l="0" t="0" r="0" b="8255"/>
             <wp:docPr id="1" name="Picture 1"/>
             <wp:cNvGraphicFramePr>
@@ -3418,7 +3418,7 @@
                   <pic:spPr bwMode="auto">
                     <a:xfrm>
                       <a:off x="0" y="0"/>
-                      <a:ext cx="5923402" cy="3984158"/>
+                      <a:ext cx="5184000" cy="3525120"/>
                     </a:xfrm>
                     <a:prstGeom prst="rect">
                       <a:avLst/>
@@ -7196,7 +7196,7 @@
         </w:rPr>
         <w:drawing>
           <wp:inline distT="0" distB="0" distL="0" distR="0" wp14:anchorId="1FF2E434" wp14:editId="44297356">
-            <wp:extent cx="5823857" cy="3878924"/>
+            <wp:extent cx="5184000" cy="3702857"/>
             <wp:effectExtent l="0" t="0" r="5715" b="7620"/>
             <wp:docPr id="3" name="Picture 3"/>
             <wp:cNvGraphicFramePr>
@@ -7217,7 +7217,7 @@
                   <pic:spPr bwMode="auto">
                     <a:xfrm>
                       <a:off x="0" y="0"/>
-                      <a:ext cx="5851865" cy="3897579"/>
+                      <a:ext cx="5184000" cy="3702857"/>
                     </a:xfrm>
                     <a:prstGeom prst="rect">
                       <a:avLst/>
@@ -8080,7 +8080,7 @@
         </w:rPr>
         <w:drawing>
           <wp:inline distT="0" distB="0" distL="0" distR="0" wp14:anchorId="053A78EC" wp14:editId="2F3D9E92">
-            <wp:extent cx="5845629" cy="4241889"/>
+            <wp:extent cx="5184000" cy="4053313"/>
             <wp:effectExtent l="0" t="0" r="3175" b="6350"/>
             <wp:docPr id="4" name="Picture 4"/>
             <wp:cNvGraphicFramePr>
@@ -8101,7 +8101,7 @@
                   <pic:spPr bwMode="auto">
                     <a:xfrm>
                       <a:off x="0" y="0"/>
-                      <a:ext cx="5863522" cy="4254873"/>
+                      <a:ext cx="5184000" cy="4053313"/>
                     </a:xfrm>
                     <a:prstGeom prst="rect">
                       <a:avLst/>
@@ -12993,7 +12993,7 @@
         </w:rPr>
         <w:drawing>
           <wp:inline distT="0" distB="0" distL="0" distR="0" wp14:anchorId="61DE9692" wp14:editId="689AAA40">
-            <wp:extent cx="2353064" cy="3816000"/>
+            <wp:extent cx="2353064" cy="3816454"/>
             <wp:effectExtent l="0" t="0" r="9525" b="0"/>
             <wp:docPr id="901724524" name="Imagen 3"/>
             <wp:cNvGraphicFramePr>
@@ -13024,7 +13024,7 @@
                   <pic:spPr bwMode="auto">
                     <a:xfrm>
                       <a:off x="0" y="0"/>
-                      <a:ext cx="2353064" cy="3816000"/>
+                      <a:ext cx="2353064" cy="3816454"/>
                     </a:xfrm>
                     <a:prstGeom prst="rect">
                       <a:avLst/>
@@ -13049,7 +13049,7 @@
         </w:rPr>
         <w:drawing>
           <wp:inline distT="0" distB="0" distL="0" distR="0" wp14:anchorId="69F920A7" wp14:editId="0F4E648B">
-            <wp:extent cx="2468880" cy="3815715"/>
+            <wp:extent cx="2468880" cy="3534987"/>
             <wp:effectExtent l="0" t="0" r="7620" b="0"/>
             <wp:docPr id="5" name="Picture 5"/>
             <wp:cNvGraphicFramePr>
@@ -13071,7 +13071,7 @@
                   <pic:spPr>
                     <a:xfrm>
                       <a:off x="0" y="0"/>
-                      <a:ext cx="2473006" cy="3822092"/>
+                      <a:ext cx="2473006" cy="3540895"/>
                     </a:xfrm>
                     <a:prstGeom prst="rect">
                       <a:avLst/>

--- a/docs/Santos_Perfil_Proyecto_E2.docx
+++ b/docs/Santos_Perfil_Proyecto_E2.docx
@@ -789,7 +789,7 @@
         <w:jc w:val="both"/>
       </w:pPr>
       <w:r>
-        <w:t>La producción hidropónica permite cultivar vegetales sin suelo, mediante una solución nutritiva cuya composición y cuyo entorno deben mantenerse dentro de rangos adecuados. El pH, la conductividad eléctrica, los sólidos disueltos totales, la temperatura de la solución, la temperatura ambiental, la humedad relativa y el nivel de agua determinan el desarrollo del cultivo; cuando alguna de esas variables se desvía de su rango, la planta lo refleja en su crecimiento y, si la desviación se mantiene, la solución requiere ajustes o renovación completa (Santos Navarro, 2020). El seguimiento de esas variables es, por lo tanto, una tarea permanente y no un control esporádico.</w:t>
+        <w:t>La producción hidropónica permite cultivar vegetales sin suelo, mediante una solución nutritiva cuya composición y cuyo entorno deben mantenerse dentro de rangos adecuados. El pH, la conductividad eléctrica, los sólidos disueltos totales, la temperatura de la solución, la temperatura ambiental, y la humedad relativa determinan el desarrollo del cultivo; cuando alguna de esas variables se desvía de su rango, la planta lo refleja en su crecimiento y, si la desviación se mantiene, la solución requiere ajustes o renovación completa (Santos Navarro, 2020). El seguimiento de esas variables es, por lo tanto, una tarea permanente y no un control esporádico.</w:t>
       </w:r>
     </w:p>
     <w:p>
@@ -7540,14 +7540,37 @@
               <w:spacing w:before="60" w:after="0"/>
             </w:pPr>
             <w:r>
+              <w:t>Servicio de la API</w:t>
+            </w:r>
+          </w:p>
+        </w:tc>
+        <w:tc>
+          <w:tcPr>
+            <w:tcW w:w="2582" w:type="dxa"/>
+            <w:tcMar>
+              <w:top w:w="60" w:type="dxa"/>
+              <w:left w:w="100" w:type="dxa"/>
+              <w:bottom w:w="60" w:type="dxa"/>
+              <w:right w:w="100" w:type="dxa"/>
+            </w:tcMar>
+            <w:vAlign w:val="center"/>
+          </w:tcPr>
+          <w:p>
+            <w:pPr>
+              <w:spacing w:before="60" w:after="0"/>
+            </w:pPr>
+            <w:r>
+              <w:t xml:space="preserve">Valida los datos de entrada, autoriza por </w:t>
+            </w:r>
+            <w:r>
               <w:lastRenderedPageBreak/>
-              <w:t>Servicio de la API</w:t>
-            </w:r>
-          </w:p>
-        </w:tc>
-        <w:tc>
-          <w:tcPr>
-            <w:tcW w:w="2582" w:type="dxa"/>
+              <w:t>rol y aplica las reglas de negocio del dominio</w:t>
+            </w:r>
+          </w:p>
+        </w:tc>
+        <w:tc>
+          <w:tcPr>
+            <w:tcW w:w="1722" w:type="dxa"/>
             <w:tcMar>
               <w:top w:w="60" w:type="dxa"/>
               <w:left w:w="100" w:type="dxa"/>
@@ -7561,13 +7584,14 @@
               <w:spacing w:before="60" w:after="0"/>
             </w:pPr>
             <w:r>
-              <w:t>Valida los datos de entrada, autoriza por rol y aplica las reglas de negocio del dominio</w:t>
-            </w:r>
-          </w:p>
-        </w:tc>
-        <w:tc>
-          <w:tcPr>
-            <w:tcW w:w="1722" w:type="dxa"/>
+              <w:lastRenderedPageBreak/>
+              <w:t>FastAPI sobre Python 3.13</w:t>
+            </w:r>
+          </w:p>
+        </w:tc>
+        <w:tc>
+          <w:tcPr>
+            <w:tcW w:w="2120" w:type="dxa"/>
             <w:tcMar>
               <w:top w:w="60" w:type="dxa"/>
               <w:left w:w="100" w:type="dxa"/>
@@ -7581,13 +7605,17 @@
               <w:spacing w:before="60" w:after="0"/>
             </w:pPr>
             <w:r>
-              <w:t>FastAPI sobre Python 3.13</w:t>
-            </w:r>
-          </w:p>
-        </w:tc>
-        <w:tc>
-          <w:tcPr>
-            <w:tcW w:w="2120" w:type="dxa"/>
+              <w:t xml:space="preserve">Aplicación · Cloud Firestore · </w:t>
+            </w:r>
+            <w:r>
+              <w:lastRenderedPageBreak/>
+              <w:t>Firebase Authentication · módulo de adquisición</w:t>
+            </w:r>
+          </w:p>
+        </w:tc>
+        <w:tc>
+          <w:tcPr>
+            <w:tcW w:w="1134" w:type="dxa"/>
             <w:tcMar>
               <w:top w:w="60" w:type="dxa"/>
               <w:left w:w="100" w:type="dxa"/>
@@ -7601,26 +7629,7 @@
               <w:spacing w:before="60" w:after="0"/>
             </w:pPr>
             <w:r>
-              <w:t>Aplicación · Cloud Firestore · Firebase Authentication · módulo de adquisición</w:t>
-            </w:r>
-          </w:p>
-        </w:tc>
-        <w:tc>
-          <w:tcPr>
-            <w:tcW w:w="1134" w:type="dxa"/>
-            <w:tcMar>
-              <w:top w:w="60" w:type="dxa"/>
-              <w:left w:w="100" w:type="dxa"/>
-              <w:bottom w:w="60" w:type="dxa"/>
-              <w:right w:w="100" w:type="dxa"/>
-            </w:tcMar>
-            <w:vAlign w:val="center"/>
-          </w:tcPr>
-          <w:p>
-            <w:pPr>
-              <w:spacing w:before="60" w:after="0"/>
-            </w:pPr>
-            <w:r>
+              <w:lastRenderedPageBreak/>
               <w:t>HTTPS / JSON</w:t>
             </w:r>
           </w:p>
@@ -8066,7 +8075,6 @@
         <w:spacing w:before="280" w:after="200"/>
       </w:pPr>
       <w:r>
-        <w:lastRenderedPageBreak/>
         <w:t>2.4.2 Modelo de datos</w:t>
       </w:r>
     </w:p>
@@ -8078,10 +8086,11 @@
         <w:rPr>
           <w:noProof/>
         </w:rPr>
+        <w:lastRenderedPageBreak/>
         <w:drawing>
-          <wp:inline distT="0" distB="0" distL="0" distR="0" wp14:anchorId="053A78EC" wp14:editId="2F3D9E92">
-            <wp:extent cx="5184000" cy="4053313"/>
-            <wp:effectExtent l="0" t="0" r="3175" b="6350"/>
+          <wp:inline distT="0" distB="0" distL="0" distR="0" wp14:anchorId="053A78EC" wp14:editId="5C1A9C3E">
+            <wp:extent cx="5288727" cy="4170924"/>
+            <wp:effectExtent l="0" t="0" r="7620" b="1270"/>
             <wp:docPr id="4" name="Picture 4"/>
             <wp:cNvGraphicFramePr>
               <a:graphicFrameLocks xmlns:a="http://schemas.openxmlformats.org/drawingml/2006/main" noChangeAspect="1"/>
@@ -8095,13 +8104,13 @@
                   </pic:nvPicPr>
                   <pic:blipFill rotWithShape="1">
                     <a:blip r:embed="rId13"/>
-                    <a:srcRect l="2732" t="2739" r="5559" b="3810"/>
+                    <a:srcRect l="1986" t="1929" r="4423" b="1879"/>
                     <a:stretch/>
                   </pic:blipFill>
                   <pic:spPr bwMode="auto">
                     <a:xfrm>
                       <a:off x="0" y="0"/>
-                      <a:ext cx="5184000" cy="4053313"/>
+                      <a:ext cx="5290423" cy="4172261"/>
                     </a:xfrm>
                     <a:prstGeom prst="rect">
                       <a:avLst/>
@@ -8577,11 +8586,7 @@
               <w:spacing w:after="0"/>
             </w:pPr>
             <w:r>
-              <w:t xml:space="preserve">Módulo de cultivo al que </w:t>
-            </w:r>
-            <w:r>
-              <w:lastRenderedPageBreak/>
-              <w:t>pertenece la lectura</w:t>
+              <w:t>Módulo de cultivo al que pertenece la lectura</w:t>
             </w:r>
           </w:p>
         </w:tc>
@@ -9149,11 +9154,11 @@
           </w:tcPr>
           <w:p>
             <w:r>
-              <w:t xml:space="preserve">El campo registrado_por guarda el identificador del </w:t>
+              <w:t xml:space="preserve">El campo registrado_por guarda el identificador del usuario que realizó la medición manual; </w:t>
             </w:r>
             <w:r>
               <w:lastRenderedPageBreak/>
-              <w:t>usuario que realizó la medición manual; lo resuelve el servidor a partir de la sesión y queda nulo cuando la lectura la envió el módulo de adquisición, porque entonces la lectura queda identificada por su módulo y su origen automático (RNF-08).</w:t>
+              <w:t>lo resuelve el servidor a partir de la sesión y queda nulo cuando la lectura la envió el módulo de adquisición, porque entonces la lectura queda identificada por su módulo y su origen automático (RNF-08).</w:t>
             </w:r>
           </w:p>
         </w:tc>
@@ -9543,12 +9548,12 @@
           <w:sz w:val="20"/>
           <w:szCs w:val="20"/>
         </w:rPr>
-        <w:lastRenderedPageBreak/>
         <w:t>Tabla 11. Diccionario de datos de la colección lecturas. Fuente: elaboración propia.</w:t>
       </w:r>
     </w:p>
     <w:p>
       <w:r>
+        <w:lastRenderedPageBreak/>
         <w:t>Las demás colecciones del modelo documental se detallan a continuación con el mismo formato que la anterior. Cada tabla corresponde a una entidad principal del modelo.</w:t>
       </w:r>
     </w:p>
@@ -10008,7 +10013,6 @@
           </w:tcPr>
           <w:p>
             <w:r>
-              <w:lastRenderedPageBreak/>
               <w:t>ubicacion</w:t>
             </w:r>
           </w:p>
@@ -10083,6 +10087,7 @@
           </w:tcPr>
           <w:p>
             <w:r>
+              <w:lastRenderedPageBreak/>
               <w:t>activo</w:t>
             </w:r>
           </w:p>
@@ -10538,69 +10543,72 @@
           </w:tcPr>
           <w:p>
             <w:r>
+              <w:t>predefinido</w:t>
+            </w:r>
+          </w:p>
+        </w:tc>
+        <w:tc>
+          <w:tcPr>
+            <w:tcW w:w="1195" w:type="dxa"/>
+            <w:vAlign w:val="center"/>
+          </w:tcPr>
+          <w:p>
+            <w:r>
+              <w:t>Booleano</w:t>
+            </w:r>
+          </w:p>
+        </w:tc>
+        <w:tc>
+          <w:tcPr>
+            <w:tcW w:w="1381" w:type="dxa"/>
+            <w:vAlign w:val="center"/>
+          </w:tcPr>
+          <w:p>
+            <w:pPr>
+              <w:jc w:val="center"/>
+            </w:pPr>
+            <w:r>
+              <w:t>—</w:t>
+            </w:r>
+          </w:p>
+        </w:tc>
+        <w:tc>
+          <w:tcPr>
+            <w:tcW w:w="1560" w:type="dxa"/>
+            <w:vAlign w:val="center"/>
+          </w:tcPr>
+          <w:p>
+            <w:pPr>
+              <w:jc w:val="center"/>
+            </w:pPr>
+            <w:r>
+              <w:t>Sí</w:t>
+            </w:r>
+          </w:p>
+        </w:tc>
+        <w:tc>
+          <w:tcPr>
+            <w:tcW w:w="1559" w:type="dxa"/>
+            <w:vAlign w:val="center"/>
+          </w:tcPr>
+          <w:p>
+            <w:r>
+              <w:t>Valor por defecto: falso</w:t>
+            </w:r>
+          </w:p>
+        </w:tc>
+        <w:tc>
+          <w:tcPr>
+            <w:tcW w:w="1701" w:type="dxa"/>
+            <w:vAlign w:val="center"/>
+          </w:tcPr>
+          <w:p>
+            <w:r>
+              <w:t xml:space="preserve">Distingue los perfiles del catálogo inicial de los </w:t>
+            </w:r>
+            <w:r>
               <w:lastRenderedPageBreak/>
-              <w:t>predefinido</w:t>
-            </w:r>
-          </w:p>
-        </w:tc>
-        <w:tc>
-          <w:tcPr>
-            <w:tcW w:w="1195" w:type="dxa"/>
-            <w:vAlign w:val="center"/>
-          </w:tcPr>
-          <w:p>
-            <w:r>
-              <w:t>Booleano</w:t>
-            </w:r>
-          </w:p>
-        </w:tc>
-        <w:tc>
-          <w:tcPr>
-            <w:tcW w:w="1381" w:type="dxa"/>
-            <w:vAlign w:val="center"/>
-          </w:tcPr>
-          <w:p>
-            <w:pPr>
-              <w:jc w:val="center"/>
-            </w:pPr>
-            <w:r>
-              <w:t>—</w:t>
-            </w:r>
-          </w:p>
-        </w:tc>
-        <w:tc>
-          <w:tcPr>
-            <w:tcW w:w="1560" w:type="dxa"/>
-            <w:vAlign w:val="center"/>
-          </w:tcPr>
-          <w:p>
-            <w:pPr>
-              <w:jc w:val="center"/>
-            </w:pPr>
-            <w:r>
-              <w:t>Sí</w:t>
-            </w:r>
-          </w:p>
-        </w:tc>
-        <w:tc>
-          <w:tcPr>
-            <w:tcW w:w="1559" w:type="dxa"/>
-            <w:vAlign w:val="center"/>
-          </w:tcPr>
-          <w:p>
-            <w:r>
-              <w:t>Valor por defecto: falso</w:t>
-            </w:r>
-          </w:p>
-        </w:tc>
-        <w:tc>
-          <w:tcPr>
-            <w:tcW w:w="1701" w:type="dxa"/>
-            <w:vAlign w:val="center"/>
-          </w:tcPr>
-          <w:p>
-            <w:r>
-              <w:t>Distingue los perfiles del catálogo inicial de los creados por el usuario</w:t>
+              <w:t>creados por el usuario</w:t>
             </w:r>
           </w:p>
         </w:tc>
@@ -10608,6 +10616,7 @@
     </w:tbl>
     <w:p>
       <w:r>
+        <w:lastRenderedPageBreak/>
         <w:t>Tabla 13. Diccionario de datos de la colección perfiles_cultivo. Reúne los rangos de referencia de un cultivo; cada módulo adopta uno. Fuente: elaboración propia.</w:t>
       </w:r>
     </w:p>
@@ -11067,7 +11076,6 @@
           </w:tcPr>
           <w:p>
             <w:r>
-              <w:lastRenderedPageBreak/>
               <w:t>maximo</w:t>
             </w:r>
           </w:p>
@@ -11142,6 +11150,7 @@
           </w:tcPr>
           <w:p>
             <w:r>
+              <w:lastRenderedPageBreak/>
               <w:t>unidad</w:t>
             </w:r>
           </w:p>
@@ -11682,7 +11691,6 @@
           </w:tcPr>
           <w:p>
             <w:r>
-              <w:lastRenderedPageBreak/>
               <w:t>valor</w:t>
             </w:r>
           </w:p>
@@ -11757,6 +11765,7 @@
           </w:tcPr>
           <w:p>
             <w:r>
+              <w:lastRenderedPageBreak/>
               <w:t>unidad</w:t>
             </w:r>
           </w:p>
@@ -12127,7 +12136,6 @@
           </w:tcPr>
           <w:p>
             <w:r>
-              <w:lastRenderedPageBreak/>
               <w:t>timestamp</w:t>
             </w:r>
           </w:p>
@@ -12202,6 +12210,7 @@
           </w:tcPr>
           <w:p>
             <w:r>
+              <w:lastRenderedPageBreak/>
               <w:t>observacion</w:t>
             </w:r>
           </w:p>
@@ -12644,11 +12653,7 @@
           </w:tcPr>
           <w:p>
             <w:r>
-              <w:t xml:space="preserve">Nombre de la persona </w:t>
-            </w:r>
-            <w:r>
-              <w:lastRenderedPageBreak/>
-              <w:t>responsable de la cuenta</w:t>
+              <w:t>Nombre de la persona responsable de la cuenta</w:t>
             </w:r>
           </w:p>
         </w:tc>
@@ -12661,58 +12666,61 @@
           </w:tcPr>
           <w:p>
             <w:r>
+              <w:t>rol</w:t>
+            </w:r>
+          </w:p>
+        </w:tc>
+        <w:tc>
+          <w:tcPr>
+            <w:tcW w:w="1204" w:type="dxa"/>
+            <w:vAlign w:val="center"/>
+          </w:tcPr>
+          <w:p>
+            <w:r>
+              <w:t>Texto</w:t>
+            </w:r>
+          </w:p>
+        </w:tc>
+        <w:tc>
+          <w:tcPr>
+            <w:tcW w:w="1286" w:type="dxa"/>
+            <w:vAlign w:val="center"/>
+          </w:tcPr>
+          <w:p>
+            <w:pPr>
+              <w:jc w:val="center"/>
+            </w:pPr>
+            <w:r>
+              <w:t>20</w:t>
+            </w:r>
+          </w:p>
+        </w:tc>
+        <w:tc>
+          <w:tcPr>
+            <w:tcW w:w="1559" w:type="dxa"/>
+            <w:vAlign w:val="center"/>
+          </w:tcPr>
+          <w:p>
+            <w:pPr>
+              <w:jc w:val="center"/>
+            </w:pPr>
+            <w:r>
+              <w:t>Sí</w:t>
+            </w:r>
+          </w:p>
+        </w:tc>
+        <w:tc>
+          <w:tcPr>
+            <w:tcW w:w="1560" w:type="dxa"/>
+            <w:vAlign w:val="center"/>
+          </w:tcPr>
+          <w:p>
+            <w:r>
+              <w:t xml:space="preserve">administrador u operador </w:t>
+            </w:r>
+            <w:r>
               <w:lastRenderedPageBreak/>
-              <w:t>rol</w:t>
-            </w:r>
-          </w:p>
-        </w:tc>
-        <w:tc>
-          <w:tcPr>
-            <w:tcW w:w="1204" w:type="dxa"/>
-            <w:vAlign w:val="center"/>
-          </w:tcPr>
-          <w:p>
-            <w:r>
-              <w:t>Texto</w:t>
-            </w:r>
-          </w:p>
-        </w:tc>
-        <w:tc>
-          <w:tcPr>
-            <w:tcW w:w="1286" w:type="dxa"/>
-            <w:vAlign w:val="center"/>
-          </w:tcPr>
-          <w:p>
-            <w:pPr>
-              <w:jc w:val="center"/>
-            </w:pPr>
-            <w:r>
-              <w:t>20</w:t>
-            </w:r>
-          </w:p>
-        </w:tc>
-        <w:tc>
-          <w:tcPr>
-            <w:tcW w:w="1559" w:type="dxa"/>
-            <w:vAlign w:val="center"/>
-          </w:tcPr>
-          <w:p>
-            <w:pPr>
-              <w:jc w:val="center"/>
-            </w:pPr>
-            <w:r>
-              <w:t>Sí</w:t>
-            </w:r>
-          </w:p>
-        </w:tc>
-        <w:tc>
-          <w:tcPr>
-            <w:tcW w:w="1560" w:type="dxa"/>
-            <w:vAlign w:val="center"/>
-          </w:tcPr>
-          <w:p>
-            <w:r>
-              <w:t>administrador u operador (dominio cerrado)</w:t>
+              <w:t>(dominio cerrado)</w:t>
             </w:r>
           </w:p>
         </w:tc>
@@ -12723,7 +12731,12 @@
           </w:tcPr>
           <w:p>
             <w:r>
-              <w:t>Rol que determina las operaciones habilitadas para la cuenta</w:t>
+              <w:lastRenderedPageBreak/>
+              <w:t xml:space="preserve">Rol que determina las operaciones </w:t>
+            </w:r>
+            <w:r>
+              <w:lastRenderedPageBreak/>
+              <w:t>habilitadas para la cuenta</w:t>
             </w:r>
           </w:p>
         </w:tc>
@@ -12736,6 +12749,7 @@
           </w:tcPr>
           <w:p>
             <w:r>
+              <w:lastRenderedPageBreak/>
               <w:t>activo</w:t>
             </w:r>
           </w:p>
@@ -12976,11 +12990,7 @@
         <w:t xml:space="preserve">Criterios de usabilidad y accesibilidad aplicados: </w:t>
       </w:r>
       <w:r>
-        <w:t xml:space="preserve">el estado de cada variable no se comunica solo por color, sino con una etiqueta de texto —Normal, Por encima del rango, Por debajo del rango, Sin rango configurado— y con el valor y sus límites a la vista; las acciones se identifican con texto y no solo con iconos; los cuatro estados de toda vista que consume datos —carga, </w:t>
-      </w:r>
-      <w:r>
-        <w:lastRenderedPageBreak/>
-        <w:t>con datos, vacío y con error— se anuncian con texto y distinguen el fallo de conexión del rechazo del servidor; los controles mantienen un tamaño táctil suficiente para su uso en teléfono; y el contraste de la paleta cumple la relación mínima de 4,5:1 exigida por RNF-03.</w:t>
+        <w:t>el estado de cada variable no se comunica solo por color, sino con una etiqueta de texto —Normal, Por encima del rango, Por debajo del rango, Sin rango configurado— y con el valor y sus límites a la vista; las acciones se identifican con texto y no solo con iconos; los cuatro estados de toda vista que consume datos —carga, con datos, vacío y con error— se anuncian con texto y distinguen el fallo de conexión del rechazo del servidor; los controles mantienen un tamaño táctil suficiente para su uso en teléfono; y el contraste de la paleta cumple la relación mínima de 4,5:1 exigida por RNF-03.</w:t>
       </w:r>
     </w:p>
     <w:p>
@@ -12991,6 +13001,7 @@
         <w:rPr>
           <w:noProof/>
         </w:rPr>
+        <w:lastRenderedPageBreak/>
         <w:drawing>
           <wp:inline distT="0" distB="0" distL="0" distR="0" wp14:anchorId="61DE9692" wp14:editId="689AAA40">
             <wp:extent cx="2353064" cy="3816454"/>
@@ -13048,9 +13059,9 @@
           <w:noProof/>
         </w:rPr>
         <w:drawing>
-          <wp:inline distT="0" distB="0" distL="0" distR="0" wp14:anchorId="69F920A7" wp14:editId="0F4E648B">
-            <wp:extent cx="2468880" cy="3534987"/>
-            <wp:effectExtent l="0" t="0" r="7620" b="0"/>
+          <wp:inline distT="0" distB="0" distL="0" distR="0" wp14:anchorId="69F920A7" wp14:editId="067D255A">
+            <wp:extent cx="2432973" cy="3810098"/>
+            <wp:effectExtent l="0" t="0" r="5715" b="0"/>
             <wp:docPr id="5" name="Picture 5"/>
             <wp:cNvGraphicFramePr>
               <a:graphicFrameLocks xmlns:a="http://schemas.openxmlformats.org/drawingml/2006/main" noChangeAspect="1"/>
@@ -13071,7 +13082,7 @@
                   <pic:spPr>
                     <a:xfrm>
                       <a:off x="0" y="0"/>
-                      <a:ext cx="2473006" cy="3540895"/>
+                      <a:ext cx="2440524" cy="3821923"/>
                     </a:xfrm>
                     <a:prstGeom prst="rect">
                       <a:avLst/>
@@ -14948,10 +14959,7 @@
           </w:tcPr>
           <w:p>
             <w:r>
-              <w:t xml:space="preserve"> </w:t>
-            </w:r>
-            <w:r>
-              <w:t>GET</w:t>
+              <w:t xml:space="preserve"> GET</w:t>
             </w:r>
           </w:p>
         </w:tc>
@@ -15033,32 +15041,23 @@
               <w:spacing w:after="0"/>
             </w:pPr>
             <w:r>
-              <w:t xml:space="preserve"> </w:t>
-            </w:r>
-            <w:r>
-              <w:t>GET</w:t>
-            </w:r>
-          </w:p>
-          <w:p>
-            <w:pPr>
-              <w:spacing w:after="0"/>
-            </w:pPr>
-            <w:r>
-              <w:t xml:space="preserve"> </w:t>
-            </w:r>
-            <w:r>
-              <w:t>PATCH</w:t>
-            </w:r>
-          </w:p>
-          <w:p>
-            <w:pPr>
-              <w:spacing w:after="0"/>
-            </w:pPr>
-            <w:r>
-              <w:t xml:space="preserve"> </w:t>
-            </w:r>
-            <w:r>
-              <w:t>DELETE</w:t>
+              <w:t xml:space="preserve"> GET</w:t>
+            </w:r>
+          </w:p>
+          <w:p>
+            <w:pPr>
+              <w:spacing w:after="0"/>
+            </w:pPr>
+            <w:r>
+              <w:t xml:space="preserve"> PATCH</w:t>
+            </w:r>
+          </w:p>
+          <w:p>
+            <w:pPr>
+              <w:spacing w:after="0"/>
+            </w:pPr>
+            <w:r>
+              <w:t xml:space="preserve"> DELETE</w:t>
             </w:r>
           </w:p>
         </w:tc>
@@ -15374,8 +15373,8 @@
       </w:tblPr>
       <w:tblGrid>
         <w:gridCol w:w="1692"/>
-        <w:gridCol w:w="1989"/>
-        <w:gridCol w:w="1984"/>
+        <w:gridCol w:w="2131"/>
+        <w:gridCol w:w="1842"/>
         <w:gridCol w:w="3507"/>
       </w:tblGrid>
       <w:tr>
@@ -15410,7 +15409,7 @@
         </w:tc>
         <w:tc>
           <w:tcPr>
-            <w:tcW w:w="1989" w:type="dxa"/>
+            <w:tcW w:w="2131" w:type="dxa"/>
             <w:shd w:val="clear" w:color="auto" w:fill="D9D9D9"/>
             <w:tcMar>
               <w:top w:w="60" w:type="dxa"/>
@@ -15436,7 +15435,7 @@
         </w:tc>
         <w:tc>
           <w:tcPr>
-            <w:tcW w:w="1984" w:type="dxa"/>
+            <w:tcW w:w="1842" w:type="dxa"/>
             <w:shd w:val="clear" w:color="auto" w:fill="D9D9D9"/>
             <w:tcMar>
               <w:top w:w="60" w:type="dxa"/>
@@ -15512,7 +15511,7 @@
         </w:tc>
         <w:tc>
           <w:tcPr>
-            <w:tcW w:w="1989" w:type="dxa"/>
+            <w:tcW w:w="2131" w:type="dxa"/>
             <w:tcMar>
               <w:top w:w="60" w:type="dxa"/>
               <w:left w:w="100" w:type="dxa"/>
@@ -15532,7 +15531,7 @@
         </w:tc>
         <w:tc>
           <w:tcPr>
-            <w:tcW w:w="1984" w:type="dxa"/>
+            <w:tcW w:w="1842" w:type="dxa"/>
             <w:tcMar>
               <w:top w:w="60" w:type="dxa"/>
               <w:left w:w="100" w:type="dxa"/>
@@ -15594,7 +15593,7 @@
         </w:tc>
         <w:tc>
           <w:tcPr>
-            <w:tcW w:w="1989" w:type="dxa"/>
+            <w:tcW w:w="2131" w:type="dxa"/>
             <w:tcMar>
               <w:top w:w="60" w:type="dxa"/>
               <w:left w:w="100" w:type="dxa"/>
@@ -15642,7 +15641,7 @@
         </w:tc>
         <w:tc>
           <w:tcPr>
-            <w:tcW w:w="1984" w:type="dxa"/>
+            <w:tcW w:w="1842" w:type="dxa"/>
             <w:tcMar>
               <w:top w:w="60" w:type="dxa"/>
               <w:left w:w="100" w:type="dxa"/>
@@ -15704,7 +15703,7 @@
         </w:tc>
         <w:tc>
           <w:tcPr>
-            <w:tcW w:w="1989" w:type="dxa"/>
+            <w:tcW w:w="2131" w:type="dxa"/>
             <w:tcMar>
               <w:top w:w="60" w:type="dxa"/>
               <w:left w:w="100" w:type="dxa"/>
@@ -15724,7 +15723,7 @@
         </w:tc>
         <w:tc>
           <w:tcPr>
-            <w:tcW w:w="1984" w:type="dxa"/>
+            <w:tcW w:w="1842" w:type="dxa"/>
             <w:tcMar>
               <w:top w:w="60" w:type="dxa"/>
               <w:left w:w="100" w:type="dxa"/>
@@ -15786,7 +15785,7 @@
         </w:tc>
         <w:tc>
           <w:tcPr>
-            <w:tcW w:w="1989" w:type="dxa"/>
+            <w:tcW w:w="2131" w:type="dxa"/>
             <w:tcMar>
               <w:top w:w="60" w:type="dxa"/>
               <w:left w:w="100" w:type="dxa"/>
@@ -15806,7 +15805,7 @@
         </w:tc>
         <w:tc>
           <w:tcPr>
-            <w:tcW w:w="1984" w:type="dxa"/>
+            <w:tcW w:w="1842" w:type="dxa"/>
             <w:tcMar>
               <w:top w:w="60" w:type="dxa"/>
               <w:left w:w="100" w:type="dxa"/>
@@ -15868,7 +15867,7 @@
         </w:tc>
         <w:tc>
           <w:tcPr>
-            <w:tcW w:w="1989" w:type="dxa"/>
+            <w:tcW w:w="2131" w:type="dxa"/>
             <w:tcMar>
               <w:top w:w="60" w:type="dxa"/>
               <w:left w:w="100" w:type="dxa"/>
@@ -15892,7 +15891,7 @@
         </w:tc>
         <w:tc>
           <w:tcPr>
-            <w:tcW w:w="1984" w:type="dxa"/>
+            <w:tcW w:w="1842" w:type="dxa"/>
             <w:tcMar>
               <w:top w:w="60" w:type="dxa"/>
               <w:left w:w="100" w:type="dxa"/>
@@ -15953,13 +15952,14 @@
               <w:spacing w:after="0"/>
             </w:pPr>
             <w:r>
+              <w:lastRenderedPageBreak/>
               <w:t>Control de versiones</w:t>
             </w:r>
           </w:p>
         </w:tc>
         <w:tc>
           <w:tcPr>
-            <w:tcW w:w="1989" w:type="dxa"/>
+            <w:tcW w:w="2131" w:type="dxa"/>
             <w:tcMar>
               <w:top w:w="60" w:type="dxa"/>
               <w:left w:w="100" w:type="dxa"/>
@@ -15979,7 +15979,7 @@
         </w:tc>
         <w:tc>
           <w:tcPr>
-            <w:tcW w:w="1984" w:type="dxa"/>
+            <w:tcW w:w="1842" w:type="dxa"/>
             <w:tcMar>
               <w:top w:w="60" w:type="dxa"/>
               <w:left w:w="100" w:type="dxa"/>
@@ -16041,7 +16041,7 @@
         </w:tc>
         <w:tc>
           <w:tcPr>
-            <w:tcW w:w="1989" w:type="dxa"/>
+            <w:tcW w:w="2131" w:type="dxa"/>
             <w:tcMar>
               <w:top w:w="60" w:type="dxa"/>
               <w:left w:w="100" w:type="dxa"/>
@@ -16061,7 +16061,7 @@
         </w:tc>
         <w:tc>
           <w:tcPr>
-            <w:tcW w:w="1984" w:type="dxa"/>
+            <w:tcW w:w="1842" w:type="dxa"/>
             <w:tcMar>
               <w:top w:w="60" w:type="dxa"/>
               <w:left w:w="100" w:type="dxa"/>
@@ -16182,11 +16182,11 @@
         <w:t xml:space="preserve">Servicio de la API. </w:t>
       </w:r>
       <w:r>
-        <w:t xml:space="preserve">Es el componente que concentra la validación, la autorización y las reglas de negocio. Expone el contrato descrito en el apartado 2.4.4 mediante treinta y dos operaciones agrupadas en torno a los recursos de </w:t>
+        <w:t xml:space="preserve">Es el componente que concentra la validación, la autorización y las reglas de negocio. Expone el contrato descrito en el apartado 2.4.4 mediante treinta y dos operaciones agrupadas en torno a los recursos de salud, lecturas, módulos de cultivo, perfiles, rangos de referencia, alertas, exportaciones y cuentas de usuario. Está organizado en módulos con </w:t>
       </w:r>
       <w:r>
         <w:lastRenderedPageBreak/>
-        <w:t>salud, lecturas, módulos de cultivo, perfiles, rangos de referencia, alertas, exportaciones y cuentas de usuario. Está organizado en módulos con responsabilidad propia: configuración, esquemas de validación, seguridad, servicios de dominio, repositorios de persistencia y rutas. Incluye dos repositorios intercambiables —Cloud Firestore para el despliegue y uno en memoria para el desarrollo y las pruebas—, lo que permite ejecutar la totalidad de las pruebas sin credenciales ni conexión.</w:t>
+        <w:t>responsabilidad propia: configuración, esquemas de validación, seguridad, servicios de dominio, repositorios de persistencia y rutas. Incluye dos repositorios intercambiables —Cloud Firestore para el despliegue y uno en memoria para el desarrollo y las pruebas—, lo que permite ejecutar la totalidad de las pruebas sin credenciales ni conexión.</w:t>
       </w:r>
     </w:p>
     <w:p>
@@ -16242,11 +16242,7 @@
         <w:t xml:space="preserve">Módulo de adquisición (ESP32). </w:t>
       </w:r>
       <w:r>
-        <w:t xml:space="preserve">Es el componente que cierra el sistema por el extremo del dato: un firmware propio, escrito sobre el marco de trabajo ESP-IDF de Espressif, que lee los sensores instalados en el módulo de cultivo y publica cada variable en el servicio por HTTPS, autenticándose con la clave propia del dispositivo. Mide de forma automática cinco variables —temperatura ambiental, humedad relativa, temperatura de la solución nutritiva, sólidos disueltos totales y conductividad eléctrica derivada— con un ciclo de publicación de cinco minutos; </w:t>
-      </w:r>
-      <w:r>
-        <w:lastRenderedPageBreak/>
-        <w:t>la variable de pH queda a la espera de la recuperación del electrodo y el nivel de agua se registra de forma manual, conforme a lo declarado en el apartado 2.3.4.</w:t>
+        <w:t>Es el componente que cierra el sistema por el extremo del dato: un firmware propio, escrito sobre el marco de trabajo ESP-IDF de Espressif, que lee los sensores instalados en el módulo de cultivo y publica cada variable en el servicio por HTTPS, autenticándose con la clave propia del dispositivo. Mide de forma automática cinco variables —temperatura ambiental, humedad relativa, temperatura de la solución nutritiva, sólidos disueltos totales y conductividad eléctrica derivada— con un ciclo de publicación de cinco minutos; la variable de pH queda a la espera de la recuperación del electrodo y de su calibración con soluciones patrón, conforme a lo declarado en el apartado 2.3.4.</w:t>
       </w:r>
     </w:p>
     <w:p>
@@ -16254,6 +16250,7 @@
         <w:jc w:val="both"/>
       </w:pPr>
       <w:r>
+        <w:lastRenderedPageBreak/>
         <w:t>El firmware incorpora tres mecanismos que sostienen la integridad del registro:</w:t>
       </w:r>
     </w:p>
@@ -16282,7 +16279,7 @@
         <w:t xml:space="preserve">Una cola de lecturas pendientes en memoria no volátil. </w:t>
       </w:r>
       <w:r>
-        <w:t>Cuando el servicio no responde —porque la capa gratuita se suspende por inactividad, porque se interrumpió la red o porque el servicio no está disponible—, la lectura no se descarta: se almacena en la partición no volátil del dispositivo y se reintenta en el ciclo siguiente. Cada lectura conserva la marca de tiempo del momento en que se midió, no la del reintento, de modo que el historial del cultivo permanece cronológicamente correcto. La cola se verificó con una interrupción provocada del servicio: diez lecturas acumuladas sobrevivieron a dos reinicios y a dos regrabaciones del firmware, y se publicaron con su hora original al restablecerse el servicio.</w:t>
+        <w:t>Cuando el servicio no responde porque la capa gratuita se suspende por inactividad, porque se interrumpió la red o porque el servicio no está disponible, la lectura no se descarta: se almacena en la partición no volátil del dispositivo y se reintenta en el ciclo siguiente. Cada lectura conserva la marca de tiempo del momento en que se midió, no la del reintento, de modo que el historial del cultivo permanece cronológicamente correcto. La cola se verificó con una interrupción provocada del servicio: diez lecturas acumuladas sobrevivieron a dos reinicios y a dos regrabaciones del firmware, y se publicaron con su hora original al restablecerse el servicio.</w:t>
       </w:r>
     </w:p>
     <w:p>
@@ -16304,11 +16301,7 @@
         <w:jc w:val="both"/>
       </w:pPr>
       <w:r>
-        <w:t xml:space="preserve">Los cuatro sensores del montaje actual se verificaron con ensayos propios, cuyos registros se conservan en el repositorio: el sensor de ambiente respondió de forma estable en su pin; la sonda de temperatura de la solución se contrastó contra el sensor de ambiente y ambos coincidieron dentro de 0,01 °C; y la respuesta del sensor de sólidos disueltos se comprobó por el método que indica su fabricante, con un incremento de 155 mV a 2 415 mV al alterar la concentración de la solución. La verificación de la compensación por temperatura arrojó una diferencia de 7,7 % frente a asumir la temperatura de </w:t>
-      </w:r>
-      <w:r>
-        <w:lastRenderedPageBreak/>
-        <w:t>referencia, lo que cuantifica el aporte del sensor de temperatura de la solución al resultado de conductividad.</w:t>
+        <w:t>Los cuatro sensores del montaje actual se verificaron con ensayos propios, cuyos registros se conservan en el repositorio: el sensor de ambiente respondió de forma estable en su pin; la sonda de temperatura de la solución se contrastó contra el sensor de ambiente y ambos coincidieron dentro de 0,01 °C; y la respuesta del sensor de sólidos disueltos se comprobó por el método que indica su fabricante, con un incremento de 155 mV a 2 415 mV al alterar la concentración de la solución. La verificación de la compensación por temperatura arrojó una diferencia de 7,7 % frente a asumir la temperatura de referencia, lo que cuantifica el aporte del sensor de temperatura de la solución al resultado de conductividad.</w:t>
       </w:r>
     </w:p>
     <w:p>
@@ -16323,6 +16316,7 @@
         <w:rPr>
           <w:bCs w:val="0"/>
         </w:rPr>
+        <w:lastRenderedPageBreak/>
         <w:t>2.6.2 Decisiones técnicas relevantes</w:t>
       </w:r>
     </w:p>
@@ -16413,7 +16407,6 @@
         <w:rPr>
           <w:bCs w:val="0"/>
         </w:rPr>
-        <w:lastRenderedPageBreak/>
         <w:t>2.6.3 Dificultades encontradas y su resolución</w:t>
       </w:r>
     </w:p>
@@ -16425,6 +16418,7 @@
         <w:rPr>
           <w:b/>
         </w:rPr>
+        <w:lastRenderedPageBreak/>
         <w:t xml:space="preserve">La validación señalaba el cuerpo en lugar del campo. </w:t>
       </w:r>
       <w:r>
@@ -16484,7 +16478,7 @@
         <w:t xml:space="preserve">El entorno de desarrollo impedía ejecutar el analizador y el gestor de paquetes. </w:t>
       </w:r>
       <w:r>
-        <w:t>Restricciones de permisos en el equipo de trabajo impedían que el gestor de paquetes de Python desempaquetara sus dependencias y que el tool de Flutter accediera a su caché, por lo que ninguna de las dos herramientas llegaba a ejecutarse. Resolución: se identificó la causa —el acceso de escritura a directorios fuera del proyecto— y se documentó el procedimiento de ejecución con los permisos necesarios.</w:t>
+        <w:t>Restricciones de permisos en el equipo de trabajo impedían que el gestor de paquetes de Python desempaquetara sus dependencias y que el tool de Flutter accediera a su caché, por lo que ninguna de las dos herramientas llegaba a ejecutarse. Resolución: se identificó la causa el acceso de escritura a directorios fuera del proyecto y se documentó el procedimiento de ejecución con los permisos necesarios.</w:t>
       </w:r>
     </w:p>
     <w:p>
@@ -16499,7 +16493,6 @@
         <w:rPr>
           <w:bCs w:val="0"/>
         </w:rPr>
-        <w:lastRenderedPageBreak/>
         <w:t>2.6.4 Fragmentos de código ilustrativos</w:t>
       </w:r>
     </w:p>
@@ -16508,6 +16501,7 @@
         <w:jc w:val="both"/>
       </w:pPr>
       <w:r>
+        <w:lastRenderedPageBreak/>
         <w:t>Los fragmentos siguientes se incluyen por su valor ilustrativo de las decisiones descritas; el código completo reside en el repositorio.</w:t>
       </w:r>
     </w:p>
@@ -16752,13 +16746,6 @@
           <w:sz w:val="20"/>
         </w:rPr>
         <w:br/>
-      </w:r>
-      <w:r>
-        <w:rPr>
-          <w:rFonts w:ascii="Consolas" w:hAnsi="Consolas"/>
-          <w:sz w:val="20"/>
-        </w:rPr>
-        <w:lastRenderedPageBreak/>
         <w:t xml:space="preserve"> * dispersión cero, que parece una señal buena y no lo es. */</w:t>
       </w:r>
       <w:r>
@@ -16773,11 +16760,15 @@
     <w:p>
       <w:pPr>
         <w:pStyle w:val="Ttulo2"/>
+        <w:rPr>
+          <w:bCs w:val="0"/>
+        </w:rPr>
       </w:pPr>
       <w:r>
         <w:rPr>
-          <w:b w:val="0"/>
+          <w:bCs w:val="0"/>
         </w:rPr>
+        <w:lastRenderedPageBreak/>
         <w:t>2.6.5 Estado de la implementación</w:t>
       </w:r>
     </w:p>
@@ -16810,7 +16801,7 @@
         <w:jc w:val="both"/>
       </w:pPr>
       <w:r>
-        <w:t>Queda pendiente la incorporación de la variable de pH —a la espera de la recuperación del electrodo y de su calibración con soluciones patrón— y el registro manual del nivel de agua, conforme a lo declarado en el apartado 2.3.4.</w:t>
+        <w:t>Queda pendiente la incorporación de la variable de pH —a la espera de la recuperación del electrodo y de su calibración con soluciones patrón—, conforme a lo declarado en el apartado 2.3.4.</w:t>
       </w:r>
     </w:p>
     <w:p>
@@ -16818,11 +16809,15 @@
         <w:pStyle w:val="Ttulo1"/>
         <w:rPr>
           <w:bCs w:val="0"/>
+          <w:sz w:val="24"/>
+          <w:szCs w:val="24"/>
         </w:rPr>
       </w:pPr>
       <w:r>
         <w:rPr>
           <w:bCs w:val="0"/>
+          <w:sz w:val="24"/>
+          <w:szCs w:val="24"/>
         </w:rPr>
         <w:t>Acceso para la evaluación</w:t>
       </w:r>
@@ -16970,11 +16965,7 @@
           </w:tcPr>
           <w:p>
             <w:r>
-              <w:t xml:space="preserve">Acceso completo al sistema, incluida la administración de </w:t>
-            </w:r>
-            <w:r>
-              <w:lastRenderedPageBreak/>
-              <w:t>cuentas y el cambio de rol y de estado de los usuarios.</w:t>
+              <w:t>Acceso completo al sistema, incluida la administración de cuentas y el cambio de rol y de estado de los usuarios.</w:t>
             </w:r>
           </w:p>
         </w:tc>

--- a/docs/Santos_Perfil_Proyecto_E2.docx
+++ b/docs/Santos_Perfil_Proyecto_E2.docx
@@ -2856,7 +2856,7 @@
         <w:t xml:space="preserve">Justificación de la elección: </w:t>
       </w:r>
       <w:r>
-        <w:t>Scrum permite entregar incrementos funcionales verificables en iteraciones cortas y priorizar los requisitos de mayor valor, condiciones que se ajustan a un proyecto monográfico con entregas semanales. El marco se aplica de forma reducida: el participante asume los roles de responsable del producto y de equipo de desarrollo, el tutor valida cada incremento en la tutoría semanal y las ceremonias se limitan a las que un proyecto individual puede evidenciar —planificación del sprint, revisión con el tutor y retrospectiva. El límite de trabajo en curso se fija en dos tarjetas para evitar la dispersión en una sola persona, que es el riesgo principal de este tipo de proyecto. La evidencia de aplicación son el plan de sprints de la Tabla 5, el tablero de la Figura 1 y el historial de confirmaciones del repositorio.</w:t>
+        <w:t>Scrum permite entregar incrementos funcionales verificables en iteraciones cortas y priorizar los requisitos de mayor valor, condiciones que se ajustan a un proyecto monográfico con entregas semanales. El marco se aplica de forma reducida: el participante asume los roles de responsable del producto y de equipo de desarrollo, el tutor valida cada incremento en la tutoría semanal y las ceremonias se limitan a las que un proyecto individual puede evidenciar: planificación del sprint, revisión con el tutor y retrospectiva. El límite de trabajo en curso se fija en dos tarjetas para evitar la dispersión en una sola persona, que es el riesgo principal de este tipo de proyecto. La evidencia de aplicación son el plan de sprints de la Tabla 5, el tablero de la Figura 1 y el historial de confirmaciones del repositorio.</w:t>
       </w:r>
     </w:p>
     <w:tbl>
@@ -5616,7 +5616,7 @@
               <w:spacing w:after="0"/>
             </w:pPr>
             <w:r>
-              <w:t>Un usuario nuevo debe completar sin ayuda las tres tareas principales —registrar una lectura, consultar el historial y configurar un rango— en cinco minutos o menos, con una relación de contraste mínima de 4,5:1.</w:t>
+              <w:t>Un usuario nuevo debe completar sin ayuda las tres tareas principales: registrar una lectura, consultar el historial y configurar un rango, en cinco minutos o menos, con una relación de contraste mínima de 4,5:1.</w:t>
             </w:r>
           </w:p>
         </w:tc>
@@ -6531,7 +6531,7 @@
           <w:sz w:val="20"/>
           <w:szCs w:val="20"/>
         </w:rPr>
-        <w:t>Tabla 9. Capacidades declaradas fuera de alcance (Won't) o diferidas (Could). Fuente: elaboración propia. Las tres primeras filas quedan excluidas de esta gestión; las dos últimas —la notificación de alertas por correo y la exportación a Excel y PDF— se declaran diferidas: no se desarrollan en esta entrega y quedan como trabajo futuro, junto con la exportación en CSV que ya cubre RF-13.</w:t>
+        <w:t>Tabla 9. Capacidades declaradas fuera de alcance (Won't) o diferidas (Could). Fuente: elaboración propia. Las tres primeras filas quedan excluidas de esta gestión; las dos últimas: la notificación de alertas por correo y la exportación a Excel y PDF se declaran diferidas: no se desarrollan en esta entrega y quedan como trabajo futuro, junto con la exportación en CSV que ya cubre RF-13.</w:t>
       </w:r>
     </w:p>
     <w:p>
@@ -8089,7 +8089,7 @@
         <w:lastRenderedPageBreak/>
         <w:drawing>
           <wp:inline distT="0" distB="0" distL="0" distR="0" wp14:anchorId="053A78EC" wp14:editId="5C1A9C3E">
-            <wp:extent cx="5288727" cy="4170924"/>
+            <wp:extent cx="5184000" cy="4053313"/>
             <wp:effectExtent l="0" t="0" r="7620" b="1270"/>
             <wp:docPr id="4" name="Picture 4"/>
             <wp:cNvGraphicFramePr>
@@ -8110,7 +8110,7 @@
                   <pic:spPr bwMode="auto">
                     <a:xfrm>
                       <a:off x="0" y="0"/>
-                      <a:ext cx="5290423" cy="4172261"/>
+                      <a:ext cx="5184000" cy="4053313"/>
                     </a:xfrm>
                     <a:prstGeom prst="rect">
                       <a:avLst/>
@@ -12990,7 +12990,7 @@
         <w:t xml:space="preserve">Criterios de usabilidad y accesibilidad aplicados: </w:t>
       </w:r>
       <w:r>
-        <w:t>el estado de cada variable no se comunica solo por color, sino con una etiqueta de texto —Normal, Por encima del rango, Por debajo del rango, Sin rango configurado— y con el valor y sus límites a la vista; las acciones se identifican con texto y no solo con iconos; los cuatro estados de toda vista que consume datos —carga, con datos, vacío y con error— se anuncian con texto y distinguen el fallo de conexión del rechazo del servidor; los controles mantienen un tamaño táctil suficiente para su uso en teléfono; y el contraste de la paleta cumple la relación mínima de 4,5:1 exigida por RNF-03.</w:t>
+        <w:t>el estado de cada variable no se comunica solo por color, sino con una etiqueta de texto: Normal, Por encima del rango, Por debajo del rango, Sin rango configurado, y con el valor y sus límites a la vista; las acciones se identifican con texto y no solo con iconos; los cuatro estados de toda vista que consume datos: carga, con datos, vacío y con error, se anuncian con texto y distinguen el fallo de conexión del rechazo del servidor; los controles mantienen un tamaño táctil suficiente para su uso en teléfono; y el contraste de la paleta cumple la relación mínima de 4,5:1 exigida por RNF-03.</w:t>
       </w:r>
     </w:p>
     <w:p>
@@ -13060,7 +13060,7 @@
         </w:rPr>
         <w:drawing>
           <wp:inline distT="0" distB="0" distL="0" distR="0" wp14:anchorId="69F920A7" wp14:editId="067D255A">
-            <wp:extent cx="2432973" cy="3810098"/>
+            <wp:extent cx="2432973" cy="3483575"/>
             <wp:effectExtent l="0" t="0" r="5715" b="0"/>
             <wp:docPr id="5" name="Picture 5"/>
             <wp:cNvGraphicFramePr>
@@ -13082,7 +13082,7 @@
                   <pic:spPr>
                     <a:xfrm>
                       <a:off x="0" y="0"/>
-                      <a:ext cx="2440524" cy="3821923"/>
+                      <a:ext cx="2440524" cy="3494387"/>
                     </a:xfrm>
                     <a:prstGeom prst="rect">
                       <a:avLst/>
@@ -16186,7 +16186,7 @@
       </w:r>
       <w:r>
         <w:lastRenderedPageBreak/>
-        <w:t>responsabilidad propia: configuración, esquemas de validación, seguridad, servicios de dominio, repositorios de persistencia y rutas. Incluye dos repositorios intercambiables —Cloud Firestore para el despliegue y uno en memoria para el desarrollo y las pruebas—, lo que permite ejecutar la totalidad de las pruebas sin credenciales ni conexión.</w:t>
+        <w:t>responsabilidad propia: configuración, esquemas de validación, seguridad, servicios de dominio, repositorios de persistencia y rutas. Incluye dos repositorios intercambiables: Cloud Firestore para el despliegue y uno en memoria para el desarrollo y las pruebas, lo que permite ejecutar la totalidad de las pruebas sin credenciales ni conexión.</w:t>
       </w:r>
     </w:p>
     <w:p>
@@ -16214,7 +16214,7 @@
         <w:t xml:space="preserve">Capa de acceso al servicio en la aplicación. </w:t>
       </w:r>
       <w:r>
-        <w:t>Comprende el cliente HTTP —que adjunta el token de identidad, traduce las respuestas de error del contrato y distingue el fallo de conexión del rechazo del servidor—, los modelos de los recursos del contrato y los repositorios de módulos, lecturas, rangos, alertas y perfiles.</w:t>
+        <w:t>Comprende el cliente HTTP, que adjunta el token de identidad, traduce las respuestas de error del contrato y distingue el fallo de conexión del rechazo del servidor, además de los modelos de los recursos del contrato y los repositorios de módulos, lecturas, rangos, alertas y perfiles.</w:t>
       </w:r>
     </w:p>
     <w:p>
@@ -16228,7 +16228,7 @@
         <w:t xml:space="preserve">Interfaz de estados de las vistas. </w:t>
       </w:r>
       <w:r>
-        <w:t>Se implementó un componente reutilizable que resuelve los cuatro estados de toda vista que consume datos —carga, con datos, vacío y con error— y un controlador de lecturas que publica el estado, el mensaje del fallo y las lecturas fuera de rango. El estado de error presenta mensajes distintos según se trate de un fallo de conexión o de un rechazo del servidor, porque exigen acciones distintas del usuario.</w:t>
+        <w:t>Se implementó un componente reutilizable que resuelve los cuatro estados de toda vista que consume datos: carga, con datos, vacío y con error, y un controlador de lecturas que publica el estado, el mensaje del fallo y las lecturas fuera de rango. El estado de error presenta mensajes distintos según se trate de un fallo de conexión o de un rechazo del servidor, porque exigen acciones distintas del usuario.</w:t>
       </w:r>
     </w:p>
     <w:p>
@@ -16242,7 +16242,7 @@
         <w:t xml:space="preserve">Módulo de adquisición (ESP32). </w:t>
       </w:r>
       <w:r>
-        <w:t>Es el componente que cierra el sistema por el extremo del dato: un firmware propio, escrito sobre el marco de trabajo ESP-IDF de Espressif, que lee los sensores instalados en el módulo de cultivo y publica cada variable en el servicio por HTTPS, autenticándose con la clave propia del dispositivo. Mide de forma automática cinco variables —temperatura ambiental, humedad relativa, temperatura de la solución nutritiva, sólidos disueltos totales y conductividad eléctrica derivada— con un ciclo de publicación de cinco minutos; la variable de pH queda a la espera de la recuperación del electrodo y de su calibración con soluciones patrón, conforme a lo declarado en el apartado 2.3.4.</w:t>
+        <w:t>Es el componente que cierra el sistema por el extremo del dato: un firmware propio, escrito sobre el marco de trabajo ESP-IDF de Espressif, que lee los sensores instalados en el módulo de cultivo y publica cada variable en el servicio por HTTPS, autenticándose con la clave propia del dispositivo. Mide de forma automática cinco variables: temperatura ambiental, humedad relativa, temperatura de la solución nutritiva, sólidos disueltos totales y conductividad eléctrica derivada, con un ciclo de publicación de cinco minutos; la variable de pH queda a la espera de la recuperación del electrodo y de su calibración con soluciones patrón, conforme a lo declarado en el apartado 2.3.4.</w:t>
       </w:r>
     </w:p>
     <w:p>
@@ -16785,7 +16785,7 @@
         <w:jc w:val="both"/>
       </w:pPr>
       <w:r>
-        <w:t>La verificación se sostiene en ciento noventa y nueve pruebas automatizadas —ciento seis del servicio y noventa y tres de la aplicación— que se ejecutan sin credenciales ni conexión, y en los ensayos de campo del módulo de adquisición consignados en el apartado 2.8, cuyos registros se conservan en el repositorio.</w:t>
+        <w:t>La verificación se sostiene en ciento noventa y nueve pruebas automatizadas: ciento seis del servicio y noventa y tres de la aplicación, que se ejecutan sin credenciales ni conexión, y en los ensayos de campo del módulo de adquisición consignados en el apartado 2.8, cuyos registros se conservan en el repositorio.</w:t>
       </w:r>
     </w:p>
     <w:p>
@@ -16801,7 +16801,7 @@
         <w:jc w:val="both"/>
       </w:pPr>
       <w:r>
-        <w:t>Queda pendiente la incorporación de la variable de pH —a la espera de la recuperación del electrodo y de su calibración con soluciones patrón—, conforme a lo declarado en el apartado 2.3.4.</w:t>
+        <w:t>Queda pendiente la incorporación de la variable de pH, a la espera de la recuperación del electrodo y de su calibración con soluciones patrón, conforme a lo declarado en el apartado 2.3.4.</w:t>
       </w:r>
     </w:p>
     <w:p>
@@ -16824,7 +16824,7 @@
     </w:p>
     <w:p>
       <w:r>
-        <w:t>Las cuentas que se declaran a continuación se habilitaron para la revisión del entregable. Permiten comprobar el inicio de sesión sobre el sistema desplegado y la distinción de permisos según el rol, descrita en el apartado 2.3.1. Las contraseñas no pueden recuperarse del sistema —el proveedor de identidad las almacena cifradas—, de modo que se consignan aquí para la evaluación.</w:t>
+        <w:t>Las cuentas que se declaran a continuación se habilitaron para la revisión del entregable. Permiten comprobar el inicio de sesión sobre el sistema desplegado y la distinción de permisos según el rol, descrita en el apartado 2.3.1. Las contraseñas no pueden recuperarse del sistema: el proveedor de identidad las almacena cifradas, de modo que se consignan aquí para la evaluación.</w:t>
       </w:r>
     </w:p>
     <w:tbl>

--- a/docs/Santos_Perfil_Proyecto_E2.docx
+++ b/docs/Santos_Perfil_Proyecto_E2.docx
@@ -17584,6 +17584,7 @@
     <w:uiPriority w:val="9"/>
     <w:qFormat/>
     <w:pPr>
+      <w:keepNext/>
       <w:outlineLvl w:val="0"/>
     </w:pPr>
     <w:rPr>
@@ -17600,6 +17601,7 @@
     <w:unhideWhenUsed/>
     <w:qFormat/>
     <w:pPr>
+      <w:keepNext/>
       <w:outlineLvl w:val="1"/>
     </w:pPr>
     <w:rPr>
@@ -17616,6 +17618,7 @@
     <w:unhideWhenUsed/>
     <w:qFormat/>
     <w:pPr>
+      <w:keepNext/>
       <w:outlineLvl w:val="2"/>
     </w:pPr>
     <w:rPr>

--- a/docs/Santos_Perfil_Proyecto_E2.docx
+++ b/docs/Santos_Perfil_Proyecto_E2.docx
@@ -6569,7 +6569,7 @@
                 <wp:positionV relativeFrom="paragraph">
                   <wp:posOffset>438694</wp:posOffset>
                 </wp:positionV>
-                <wp:extent cx="6117772" cy="5442607"/>
+                <wp:extent cx="5184000" cy="3940301"/>
                 <wp:effectExtent l="0" t="0" r="0" b="5715"/>
                 <wp:wrapNone/>
                 <wp:docPr id="1857305205" name="Grupo 7"/>
@@ -6581,7 +6581,7 @@
                       <wpg:grpSpPr>
                         <a:xfrm>
                           <a:off x="0" y="0"/>
-                          <a:ext cx="6117772" cy="5442607"/>
+                          <a:ext cx="5184000" cy="3940301"/>
                           <a:chOff x="-76579" y="0"/>
                           <a:chExt cx="6148193" cy="4673174"/>
                         </a:xfrm>
